--- a/ฟอร์มรายงานผล/Word/ปรสิตวิทยา/รายงานผล Parasite_feces.docx
+++ b/ฟอร์มรายงานผล/Word/ปรสิตวิทยา/รายงานผล Parasite_feces.docx
@@ -1,6 +1,6 @@
 
 <file path=word/document.xml><?xml version="1.0" encoding="utf-8"?>
-<w:document xmlns:wpc="http://schemas.microsoft.com/office/word/2010/wordprocessingCanvas" xmlns:cx="http://schemas.microsoft.com/office/drawing/2014/chartex" xmlns:cx1="http://schemas.microsoft.com/office/drawing/2015/9/8/chartex" xmlns:cx2="http://schemas.microsoft.com/office/drawing/2015/10/21/chartex" xmlns:cx3="http://schemas.microsoft.com/office/drawing/2016/5/9/chartex" xmlns:cx4="http://schemas.microsoft.com/office/drawing/2016/5/10/chartex" xmlns:cx5="http://schemas.microsoft.com/office/drawing/2016/5/11/chartex" xmlns:cx6="http://schemas.microsoft.com/office/drawing/2016/5/12/chartex" xmlns:cx7="http://schemas.microsoft.com/office/drawing/2016/5/13/chartex" xmlns:cx8="http://schemas.microsoft.com/office/drawing/2016/5/14/chartex" xmlns:mc="http://schemas.openxmlformats.org/markup-compatibility/2006" xmlns:aink="http://schemas.microsoft.com/office/drawing/2016/ink" xmlns:am3d="http://schemas.microsoft.com/office/drawing/2017/model3d" xmlns:o="urn:schemas-microsoft-com:office:office" xmlns:r="http://schemas.openxmlformats.org/officeDocument/2006/relationships" xmlns:m="http://schemas.openxmlformats.org/officeDocument/2006/math" xmlns:v="urn:schemas-microsoft-com:vml" xmlns:wp14="http://schemas.microsoft.com/office/word/2010/wordprocessingDrawing" xmlns:wp="http://schemas.openxmlformats.org/drawingml/2006/wordprocessingDrawing" xmlns:w10="urn:schemas-microsoft-com:office:word" xmlns:w="http://schemas.openxmlformats.org/wordprocessingml/2006/main" xmlns:w14="http://schemas.microsoft.com/office/word/2010/wordml" xmlns:w15="http://schemas.microsoft.com/office/word/2012/wordml" xmlns:w16cid="http://schemas.microsoft.com/office/word/2016/wordml/cid" xmlns:w16se="http://schemas.microsoft.com/office/word/2015/wordml/symex" xmlns:wpg="http://schemas.microsoft.com/office/word/2010/wordprocessingGroup" xmlns:wpi="http://schemas.microsoft.com/office/word/2010/wordprocessingInk" xmlns:wne="http://schemas.microsoft.com/office/word/2006/wordml" xmlns:wps="http://schemas.microsoft.com/office/word/2010/wordprocessingShape" mc:Ignorable="w14 w15 w16se w16cid wp14">
+<w:document xmlns:wpc="http://schemas.microsoft.com/office/word/2010/wordprocessingCanvas" xmlns:cx="http://schemas.microsoft.com/office/drawing/2014/chartex" xmlns:cx1="http://schemas.microsoft.com/office/drawing/2015/9/8/chartex" xmlns:cx2="http://schemas.microsoft.com/office/drawing/2015/10/21/chartex" xmlns:cx3="http://schemas.microsoft.com/office/drawing/2016/5/9/chartex" xmlns:cx4="http://schemas.microsoft.com/office/drawing/2016/5/10/chartex" xmlns:cx5="http://schemas.microsoft.com/office/drawing/2016/5/11/chartex" xmlns:cx6="http://schemas.microsoft.com/office/drawing/2016/5/12/chartex" xmlns:cx7="http://schemas.microsoft.com/office/drawing/2016/5/13/chartex" xmlns:cx8="http://schemas.microsoft.com/office/drawing/2016/5/14/chartex" xmlns:mc="http://schemas.openxmlformats.org/markup-compatibility/2006" xmlns:aink="http://schemas.microsoft.com/office/drawing/2016/ink" xmlns:am3d="http://schemas.microsoft.com/office/drawing/2017/model3d" xmlns:o="urn:schemas-microsoft-com:office:office" xmlns:oel="http://schemas.microsoft.com/office/2019/extlst" xmlns:r="http://schemas.openxmlformats.org/officeDocument/2006/relationships" xmlns:m="http://schemas.openxmlformats.org/officeDocument/2006/math" xmlns:v="urn:schemas-microsoft-com:vml" xmlns:wp14="http://schemas.microsoft.com/office/word/2010/wordprocessingDrawing" xmlns:wp="http://schemas.openxmlformats.org/drawingml/2006/wordprocessingDrawing" xmlns:w10="urn:schemas-microsoft-com:office:word" xmlns:w="http://schemas.openxmlformats.org/wordprocessingml/2006/main" xmlns:w14="http://schemas.microsoft.com/office/word/2010/wordml" xmlns:w15="http://schemas.microsoft.com/office/word/2012/wordml" xmlns:w16cex="http://schemas.microsoft.com/office/word/2018/wordml/cex" xmlns:w16cid="http://schemas.microsoft.com/office/word/2016/wordml/cid" xmlns:w16="http://schemas.microsoft.com/office/word/2018/wordml" xmlns:w16du="http://schemas.microsoft.com/office/word/2023/wordml/word16du" xmlns:w16sdtdh="http://schemas.microsoft.com/office/word/2020/wordml/sdtdatahash" xmlns:w16sdtfl="http://schemas.microsoft.com/office/word/2024/wordml/sdtformatlock" xmlns:w16se="http://schemas.microsoft.com/office/word/2015/wordml/symex" xmlns:wpg="http://schemas.microsoft.com/office/word/2010/wordprocessingGroup" xmlns:wpi="http://schemas.microsoft.com/office/word/2010/wordprocessingInk" xmlns:wne="http://schemas.microsoft.com/office/word/2006/wordml" xmlns:wps="http://schemas.microsoft.com/office/word/2010/wordprocessingShape" mc:Ignorable="w14 w15 w16se w16cid w16 w16cex w16sdtdh w16sdtfl w16du wp14">
   <w:body>
     <w:tbl>
       <w:tblPr>
@@ -51,39 +51,37 @@
                 <w:szCs w:val="32"/>
                 <w:cs/>
               </w:rPr>
-              <w:t xml:space="preserve">เลขที่รายงาน </w:t>
-            </w:r>
-            <w:r>
-              <w:rPr>
-                <w:rFonts w:ascii="TH SarabunPSK" w:hAnsi="TH SarabunPSK" w:cs="TH SarabunPSK"/>
-                <w:sz w:val="32"/>
-                <w:szCs w:val="32"/>
+              <w:t>เลขที่รายงาน</w:t>
+            </w:r>
+            <w:r>
+              <w:rPr>
+                <w:rFonts w:ascii="TH SarabunPSK" w:hAnsi="TH SarabunPSK" w:cs="TH SarabunPSK"/>
+                <w:b/>
+                <w:bCs/>
+                <w:sz w:val="32"/>
+                <w:szCs w:val="32"/>
+              </w:rPr>
+              <w:t>:</w:t>
+            </w:r>
+            <w:r>
+              <w:rPr>
+                <w:rFonts w:ascii="TH SarabunPSK" w:hAnsi="TH SarabunPSK" w:cs="TH SarabunPSK"/>
+                <w:b/>
+                <w:bCs/>
+                <w:sz w:val="32"/>
+                <w:szCs w:val="32"/>
+                <w:cs/>
               </w:rPr>
               <w:t xml:space="preserve"> </w:t>
             </w:r>
-            <w:sdt>
-              <w:sdtPr>
-                <w:rPr>
-                  <w:rFonts w:ascii="TH SarabunPSK" w:hAnsi="TH SarabunPSK" w:cs="TH SarabunPSK"/>
-                  <w:sz w:val="32"/>
-                  <w:szCs w:val="32"/>
-                </w:rPr>
-                <w:id w:val="255175821"/>
-                <w:placeholder>
-                  <w:docPart w:val="8A1CA22B5F1A40938AD327C9F0C90EF2"/>
-                </w:placeholder>
-                <w:showingPlcHdr/>
-              </w:sdtPr>
-              <w:sdtEndPr/>
-              <w:sdtContent>
-                <w:r>
-                  <w:rPr>
-                    <w:rStyle w:val="PlaceholderText"/>
-                  </w:rPr>
-                  <w:t>Click or tap here to enter text.</w:t>
-                </w:r>
-              </w:sdtContent>
-            </w:sdt>
+            <w:r>
+              <w:rPr>
+                <w:rFonts w:ascii="TH SarabunPSK" w:hAnsi="TH SarabunPSK" w:cs="TH SarabunPSK"/>
+                <w:sz w:val="32"/>
+                <w:szCs w:val="32"/>
+              </w:rPr>
+              <w:t xml:space="preserve"> </w:t>
+            </w:r>
           </w:p>
         </w:tc>
         <w:tc>
@@ -95,7 +93,7 @@
           <w:p>
             <w:pPr>
               <w:rPr>
-                <w:rFonts w:ascii="TH SarabunPSK" w:hAnsi="TH SarabunPSK" w:cs="TH SarabunPSK" w:hint="cs"/>
+                <w:rFonts w:ascii="TH SarabunPSK" w:hAnsi="TH SarabunPSK" w:cs="TH SarabunPSK"/>
                 <w:b/>
                 <w:bCs/>
                 <w:sz w:val="32"/>
@@ -112,7 +110,47 @@
                 <w:szCs w:val="32"/>
                 <w:cs/>
               </w:rPr>
-              <w:t xml:space="preserve">เลขที่ตัวอย่าง    </w:t>
+              <w:t>เลขที่ตัวอย่าง</w:t>
+            </w:r>
+            <w:r>
+              <w:rPr>
+                <w:rFonts w:ascii="TH SarabunPSK" w:hAnsi="TH SarabunPSK" w:cs="TH SarabunPSK"/>
+                <w:b/>
+                <w:bCs/>
+                <w:sz w:val="32"/>
+                <w:szCs w:val="32"/>
+              </w:rPr>
+              <w:t>:</w:t>
+            </w:r>
+            <w:r>
+              <w:rPr>
+                <w:rFonts w:ascii="TH SarabunPSK" w:hAnsi="TH SarabunPSK" w:cs="TH SarabunPSK"/>
+                <w:b/>
+                <w:bCs/>
+                <w:sz w:val="32"/>
+                <w:szCs w:val="32"/>
+                <w:cs/>
+              </w:rPr>
+              <w:t xml:space="preserve"> </w:t>
+            </w:r>
+            <w:r>
+              <w:rPr>
+                <w:rFonts w:ascii="TH SarabunPSK" w:hAnsi="TH SarabunPSK" w:cs="TH SarabunPSK"/>
+                <w:sz w:val="32"/>
+                <w:szCs w:val="32"/>
+              </w:rPr>
+              <w:t xml:space="preserve"> </w:t>
+            </w:r>
+            <w:r>
+              <w:rPr>
+                <w:rFonts w:ascii="TH SarabunPSK" w:hAnsi="TH SarabunPSK" w:cs="TH SarabunPSK"/>
+                <w:b/>
+                <w:bCs/>
+                <w:sz w:val="32"/>
+                <w:szCs w:val="32"/>
+                <w:cs/>
+              </w:rPr>
+              <w:t xml:space="preserve">    </w:t>
             </w:r>
           </w:p>
         </w:tc>
@@ -123,7 +161,6 @@
           </w:tcPr>
           <w:p>
             <w:pPr>
-              <w:jc w:val="right"/>
               <w:rPr>
                 <w:rFonts w:ascii="TH SarabunPSK" w:hAnsi="TH SarabunPSK" w:cs="TH SarabunPSK"/>
                 <w:b/>
@@ -142,7 +179,29 @@
                 <w:szCs w:val="32"/>
                 <w:cs/>
               </w:rPr>
-              <w:t>หน้าที่  ของ</w:t>
+              <w:t xml:space="preserve">หน้าที่ </w:t>
+            </w:r>
+            <w:r>
+              <w:rPr>
+                <w:rFonts w:ascii="TH SarabunPSK" w:hAnsi="TH SarabunPSK" w:cs="TH SarabunPSK" w:hint="cs"/>
+                <w:b/>
+                <w:bCs/>
+                <w:sz w:val="32"/>
+                <w:szCs w:val="32"/>
+                <w:cs/>
+              </w:rPr>
+              <w:t>1</w:t>
+            </w:r>
+            <w:r>
+              <w:rPr>
+                <w:rFonts w:ascii="TH SarabunPSK" w:hAnsi="TH SarabunPSK" w:cs="TH SarabunPSK"/>
+                <w:b/>
+                <w:bCs/>
+                <w:sz w:val="32"/>
+                <w:szCs w:val="32"/>
+                <w:cs/>
+              </w:rPr>
+              <w:t xml:space="preserve"> ของ</w:t>
             </w:r>
             <w:r>
               <w:rPr>
@@ -168,7 +227,6 @@
                   <w:docPart w:val="6E54BA2BEFB34F0C92D16F2F57735CF8"/>
                 </w:placeholder>
               </w:sdtPr>
-              <w:sdtEndPr/>
               <w:sdtContent>
                 <w:r>
                   <w:rPr>
@@ -212,9 +270,10 @@
                 <w:tab w:val="left" w:pos="1386"/>
               </w:tabs>
               <w:rPr>
-                <w:rFonts w:ascii="TH SarabunPSK" w:hAnsi="TH SarabunPSK" w:cs="TH SarabunPSK"/>
-                <w:sz w:val="32"/>
-                <w:szCs w:val="32"/>
+                <w:rFonts w:ascii="TH SarabunPSK" w:hAnsi="TH SarabunPSK" w:cs="TH SarabunPSK" w:hint="cs"/>
+                <w:sz w:val="32"/>
+                <w:szCs w:val="32"/>
+                <w:cs/>
               </w:rPr>
             </w:pPr>
             <w:r>
@@ -231,52 +290,41 @@
             <w:r>
               <w:rPr>
                 <w:rFonts w:ascii="TH SarabunPSK" w:hAnsi="TH SarabunPSK" w:cs="TH SarabunPSK"/>
-                <w:sz w:val="32"/>
-                <w:szCs w:val="32"/>
-                <w:cs/>
-              </w:rPr>
-              <w:t xml:space="preserve">   </w:t>
-            </w:r>
-            <w:r>
-              <w:rPr>
-                <w:rFonts w:ascii="TH SarabunPSK" w:hAnsi="TH SarabunPSK" w:cs="TH SarabunPSK"/>
                 <w:b/>
                 <w:bCs/>
                 <w:sz w:val="32"/>
                 <w:szCs w:val="32"/>
               </w:rPr>
+              <w:t>:</w:t>
+            </w:r>
+            <w:r>
+              <w:rPr>
+                <w:rFonts w:ascii="TH SarabunPSK" w:hAnsi="TH SarabunPSK" w:cs="TH SarabunPSK"/>
+                <w:b/>
+                <w:bCs/>
+                <w:sz w:val="32"/>
+                <w:szCs w:val="32"/>
+                <w:cs/>
+              </w:rPr>
               <w:t xml:space="preserve"> </w:t>
             </w:r>
-            <w:sdt>
-              <w:sdtPr>
-                <w:rPr>
-                  <w:rFonts w:ascii="TH SarabunPSK" w:hAnsi="TH SarabunPSK" w:cs="TH SarabunPSK"/>
-                  <w:sz w:val="32"/>
-                  <w:szCs w:val="32"/>
-                </w:rPr>
-                <w:id w:val="1518429540"/>
-                <w:placeholder>
-                  <w:docPart w:val="7652843E0B1A415FA35D0396D3B71BAC"/>
-                </w:placeholder>
-                <w:date>
-                  <w:dateFormat w:val="dd/MM/bbbb"/>
-                  <w:lid w:val="th-TH"/>
-                  <w:storeMappedDataAs w:val="dateTime"/>
-                  <w:calendar w:val="thai"/>
-                </w:date>
-              </w:sdtPr>
-              <w:sdtEndPr/>
-              <w:sdtContent>
-                <w:r>
-                  <w:rPr>
-                    <w:rFonts w:ascii="TH SarabunPSK" w:hAnsi="TH SarabunPSK" w:cs="TH SarabunPSK"/>
-                    <w:sz w:val="32"/>
-                    <w:szCs w:val="32"/>
-                  </w:rPr>
-                  <w:t xml:space="preserve">             </w:t>
-                </w:r>
-              </w:sdtContent>
-            </w:sdt>
+            <w:r>
+              <w:rPr>
+                <w:rFonts w:ascii="TH SarabunPSK" w:hAnsi="TH SarabunPSK" w:cs="TH SarabunPSK"/>
+                <w:sz w:val="32"/>
+                <w:szCs w:val="32"/>
+              </w:rPr>
+              <w:t xml:space="preserve"> </w:t>
+            </w:r>
+            <w:r>
+              <w:rPr>
+                <w:rFonts w:ascii="TH SarabunPSK" w:hAnsi="TH SarabunPSK" w:cs="TH SarabunPSK"/>
+                <w:sz w:val="32"/>
+                <w:szCs w:val="32"/>
+                <w:cs/>
+              </w:rPr>
+              <w:t xml:space="preserve">   </w:t>
+            </w:r>
           </w:p>
         </w:tc>
         <w:tc>
@@ -311,6 +359,35 @@
             <w:r>
               <w:rPr>
                 <w:rFonts w:ascii="TH SarabunPSK" w:hAnsi="TH SarabunPSK" w:cs="TH SarabunPSK"/>
+                <w:b/>
+                <w:bCs/>
+                <w:sz w:val="32"/>
+                <w:szCs w:val="32"/>
+              </w:rPr>
+              <w:t>:</w:t>
+            </w:r>
+            <w:r>
+              <w:rPr>
+                <w:rFonts w:ascii="TH SarabunPSK" w:hAnsi="TH SarabunPSK" w:cs="TH SarabunPSK"/>
+                <w:b/>
+                <w:bCs/>
+                <w:sz w:val="32"/>
+                <w:szCs w:val="32"/>
+                <w:cs/>
+              </w:rPr>
+              <w:t xml:space="preserve"> </w:t>
+            </w:r>
+            <w:r>
+              <w:rPr>
+                <w:rFonts w:ascii="TH SarabunPSK" w:hAnsi="TH SarabunPSK" w:cs="TH SarabunPSK"/>
+                <w:sz w:val="32"/>
+                <w:szCs w:val="32"/>
+              </w:rPr>
+              <w:t xml:space="preserve"> </w:t>
+            </w:r>
+            <w:r>
+              <w:rPr>
+                <w:rFonts w:ascii="TH SarabunPSK" w:hAnsi="TH SarabunPSK" w:cs="TH SarabunPSK"/>
                 <w:sz w:val="32"/>
                 <w:szCs w:val="32"/>
                 <w:cs/>
@@ -325,35 +402,6 @@
               </w:rPr>
               <w:t xml:space="preserve">  </w:t>
             </w:r>
-            <w:sdt>
-              <w:sdtPr>
-                <w:rPr>
-                  <w:rFonts w:ascii="TH SarabunPSK" w:hAnsi="TH SarabunPSK" w:cs="TH SarabunPSK"/>
-                  <w:sz w:val="32"/>
-                  <w:szCs w:val="32"/>
-                </w:rPr>
-                <w:id w:val="2067294187"/>
-                <w:placeholder>
-                  <w:docPart w:val="73AFF68DE0D54A07B42BFA3B21BA660D"/>
-                </w:placeholder>
-                <w:showingPlcHdr/>
-                <w:date w:fullDate="2025-10-20T00:00:00Z">
-                  <w:dateFormat w:val="dd/MM/bbbb"/>
-                  <w:lid w:val="th-TH"/>
-                  <w:storeMappedDataAs w:val="dateTime"/>
-                  <w:calendar w:val="thai"/>
-                </w:date>
-              </w:sdtPr>
-              <w:sdtEndPr/>
-              <w:sdtContent>
-                <w:r>
-                  <w:rPr>
-                    <w:rStyle w:val="PlaceholderText"/>
-                  </w:rPr>
-                  <w:t>Click or tap to enter a date.</w:t>
-                </w:r>
-              </w:sdtContent>
-            </w:sdt>
           </w:p>
         </w:tc>
         <w:tc>
@@ -387,6 +435,35 @@
             <w:r>
               <w:rPr>
                 <w:rFonts w:ascii="TH SarabunPSK" w:hAnsi="TH SarabunPSK" w:cs="TH SarabunPSK"/>
+                <w:b/>
+                <w:bCs/>
+                <w:sz w:val="32"/>
+                <w:szCs w:val="32"/>
+              </w:rPr>
+              <w:t>:</w:t>
+            </w:r>
+            <w:r>
+              <w:rPr>
+                <w:rFonts w:ascii="TH SarabunPSK" w:hAnsi="TH SarabunPSK" w:cs="TH SarabunPSK"/>
+                <w:b/>
+                <w:bCs/>
+                <w:sz w:val="32"/>
+                <w:szCs w:val="32"/>
+                <w:cs/>
+              </w:rPr>
+              <w:t xml:space="preserve"> </w:t>
+            </w:r>
+            <w:r>
+              <w:rPr>
+                <w:rFonts w:ascii="TH SarabunPSK" w:hAnsi="TH SarabunPSK" w:cs="TH SarabunPSK"/>
+                <w:sz w:val="32"/>
+                <w:szCs w:val="32"/>
+              </w:rPr>
+              <w:t xml:space="preserve"> </w:t>
+            </w:r>
+            <w:r>
+              <w:rPr>
+                <w:rFonts w:ascii="TH SarabunPSK" w:hAnsi="TH SarabunPSK" w:cs="TH SarabunPSK"/>
                 <w:sz w:val="32"/>
                 <w:szCs w:val="32"/>
                 <w:cs/>
@@ -401,35 +478,6 @@
               </w:rPr>
               <w:t xml:space="preserve">  </w:t>
             </w:r>
-            <w:sdt>
-              <w:sdtPr>
-                <w:rPr>
-                  <w:rFonts w:ascii="TH SarabunPSK" w:hAnsi="TH SarabunPSK" w:cs="TH SarabunPSK"/>
-                  <w:sz w:val="32"/>
-                  <w:szCs w:val="32"/>
-                </w:rPr>
-                <w:id w:val="-1567866808"/>
-                <w:placeholder>
-                  <w:docPart w:val="59236248E193490089C589B38A57739E"/>
-                </w:placeholder>
-                <w:showingPlcHdr/>
-                <w:date w:fullDate="2025-10-21T00:00:00Z">
-                  <w:dateFormat w:val="dd/MM/bbbb"/>
-                  <w:lid w:val="th-TH"/>
-                  <w:storeMappedDataAs w:val="dateTime"/>
-                  <w:calendar w:val="thai"/>
-                </w:date>
-              </w:sdtPr>
-              <w:sdtEndPr/>
-              <w:sdtContent>
-                <w:r>
-                  <w:rPr>
-                    <w:rStyle w:val="PlaceholderText"/>
-                  </w:rPr>
-                  <w:t>Click or tap to enter a date.</w:t>
-                </w:r>
-              </w:sdtContent>
-            </w:sdt>
           </w:p>
         </w:tc>
       </w:tr>
@@ -845,7 +893,25 @@
                 <w:sz w:val="24"/>
                 <w:szCs w:val="24"/>
               </w:rPr>
-              <w:t xml:space="preserve">1–10%  : </w:t>
+              <w:t>1–10</w:t>
+            </w:r>
+            <w:proofErr w:type="gramStart"/>
+            <w:r>
+              <w:rPr>
+                <w:rFonts w:ascii="TH SarabunPSK" w:hAnsi="TH SarabunPSK" w:cs="TH SarabunPSK"/>
+                <w:sz w:val="24"/>
+                <w:szCs w:val="24"/>
+              </w:rPr>
+              <w:t>%  :</w:t>
+            </w:r>
+            <w:proofErr w:type="gramEnd"/>
+            <w:r>
+              <w:rPr>
+                <w:rFonts w:ascii="TH SarabunPSK" w:hAnsi="TH SarabunPSK" w:cs="TH SarabunPSK"/>
+                <w:sz w:val="24"/>
+                <w:szCs w:val="24"/>
+              </w:rPr>
+              <w:t xml:space="preserve"> </w:t>
             </w:r>
             <w:r>
               <w:rPr>
@@ -871,8 +937,18 @@
                 <w:sz w:val="24"/>
                 <w:szCs w:val="24"/>
               </w:rPr>
-              <w:t>11-30%  :</w:t>
-            </w:r>
+              <w:t>11-30</w:t>
+            </w:r>
+            <w:proofErr w:type="gramStart"/>
+            <w:r>
+              <w:rPr>
+                <w:rFonts w:ascii="TH SarabunPSK" w:hAnsi="TH SarabunPSK" w:cs="TH SarabunPSK"/>
+                <w:sz w:val="24"/>
+                <w:szCs w:val="24"/>
+              </w:rPr>
+              <w:t>%  :</w:t>
+            </w:r>
+            <w:proofErr w:type="gramEnd"/>
             <w:r>
               <w:rPr>
                 <w:rFonts w:ascii="TH SarabunPSK" w:hAnsi="TH SarabunPSK" w:cs="TH SarabunPSK"/>
@@ -903,33 +979,59 @@
                 <w:sz w:val="24"/>
                 <w:szCs w:val="24"/>
               </w:rPr>
-              <w:t>31–50%  : 2+</w:t>
-            </w:r>
-            <w:r>
-              <w:rPr>
-                <w:rFonts w:ascii="TH SarabunPSK" w:hAnsi="TH SarabunPSK" w:cs="TH SarabunPSK"/>
-                <w:sz w:val="24"/>
-                <w:szCs w:val="24"/>
-              </w:rPr>
-              <w:t xml:space="preserve">  </w:t>
-            </w:r>
-            <w:bookmarkStart w:id="0" w:name="_GoBack"/>
-            <w:bookmarkEnd w:id="0"/>
-            <w:r>
-              <w:rPr>
-                <w:rFonts w:ascii="TH SarabunPSK" w:hAnsi="TH SarabunPSK" w:cs="TH SarabunPSK"/>
-                <w:sz w:val="24"/>
-                <w:szCs w:val="24"/>
-              </w:rPr>
-              <w:t xml:space="preserve">              </w:t>
-            </w:r>
-            <w:r>
-              <w:rPr>
-                <w:rFonts w:ascii="TH SarabunPSK" w:hAnsi="TH SarabunPSK" w:cs="TH SarabunPSK"/>
-                <w:sz w:val="24"/>
-                <w:szCs w:val="24"/>
-              </w:rPr>
-              <w:t>51–80%  : 3+</w:t>
+              <w:t>31–50</w:t>
+            </w:r>
+            <w:proofErr w:type="gramStart"/>
+            <w:r>
+              <w:rPr>
+                <w:rFonts w:ascii="TH SarabunPSK" w:hAnsi="TH SarabunPSK" w:cs="TH SarabunPSK"/>
+                <w:sz w:val="24"/>
+                <w:szCs w:val="24"/>
+              </w:rPr>
+              <w:t>%  :</w:t>
+            </w:r>
+            <w:proofErr w:type="gramEnd"/>
+            <w:r>
+              <w:rPr>
+                <w:rFonts w:ascii="TH SarabunPSK" w:hAnsi="TH SarabunPSK" w:cs="TH SarabunPSK"/>
+                <w:sz w:val="24"/>
+                <w:szCs w:val="24"/>
+              </w:rPr>
+              <w:t xml:space="preserve"> 2+</w:t>
+            </w:r>
+            <w:r>
+              <w:rPr>
+                <w:rFonts w:ascii="TH SarabunPSK" w:hAnsi="TH SarabunPSK" w:cs="TH SarabunPSK"/>
+                <w:sz w:val="24"/>
+                <w:szCs w:val="24"/>
+              </w:rPr>
+              <w:t xml:space="preserve">                </w:t>
+            </w:r>
+            <w:r>
+              <w:rPr>
+                <w:rFonts w:ascii="TH SarabunPSK" w:hAnsi="TH SarabunPSK" w:cs="TH SarabunPSK"/>
+                <w:sz w:val="24"/>
+                <w:szCs w:val="24"/>
+              </w:rPr>
+              <w:t>51–80</w:t>
+            </w:r>
+            <w:proofErr w:type="gramStart"/>
+            <w:r>
+              <w:rPr>
+                <w:rFonts w:ascii="TH SarabunPSK" w:hAnsi="TH SarabunPSK" w:cs="TH SarabunPSK"/>
+                <w:sz w:val="24"/>
+                <w:szCs w:val="24"/>
+              </w:rPr>
+              <w:t>%  :</w:t>
+            </w:r>
+            <w:proofErr w:type="gramEnd"/>
+            <w:r>
+              <w:rPr>
+                <w:rFonts w:ascii="TH SarabunPSK" w:hAnsi="TH SarabunPSK" w:cs="TH SarabunPSK"/>
+                <w:sz w:val="24"/>
+                <w:szCs w:val="24"/>
+              </w:rPr>
+              <w:t xml:space="preserve"> 3+</w:t>
             </w:r>
             <w:r>
               <w:rPr>
@@ -945,7 +1047,25 @@
                 <w:sz w:val="24"/>
                 <w:szCs w:val="24"/>
               </w:rPr>
-              <w:t>&gt;80% : 4+</w:t>
+              <w:t>&gt;80</w:t>
+            </w:r>
+            <w:proofErr w:type="gramStart"/>
+            <w:r>
+              <w:rPr>
+                <w:rFonts w:ascii="TH SarabunPSK" w:hAnsi="TH SarabunPSK" w:cs="TH SarabunPSK"/>
+                <w:sz w:val="24"/>
+                <w:szCs w:val="24"/>
+              </w:rPr>
+              <w:t>% :</w:t>
+            </w:r>
+            <w:proofErr w:type="gramEnd"/>
+            <w:r>
+              <w:rPr>
+                <w:rFonts w:ascii="TH SarabunPSK" w:hAnsi="TH SarabunPSK" w:cs="TH SarabunPSK"/>
+                <w:sz w:val="24"/>
+                <w:szCs w:val="24"/>
+              </w:rPr>
+              <w:t xml:space="preserve"> 4+</w:t>
             </w:r>
           </w:p>
           <w:tbl>
@@ -1619,7 +1739,6 @@
                   <w:docPart w:val="D27D6C03E1BE444D99F81770A94578A2"/>
                 </w:placeholder>
               </w:sdtPr>
-              <w:sdtEndPr/>
               <w:sdtContent>
                 <w:r>
                   <w:rPr>
@@ -1782,7 +1901,7 @@
 </file>
 
 <file path=word/endnotes.xml><?xml version="1.0" encoding="utf-8"?>
-<w:endnotes xmlns:wpc="http://schemas.microsoft.com/office/word/2010/wordprocessingCanvas" xmlns:cx="http://schemas.microsoft.com/office/drawing/2014/chartex" xmlns:cx1="http://schemas.microsoft.com/office/drawing/2015/9/8/chartex" xmlns:cx2="http://schemas.microsoft.com/office/drawing/2015/10/21/chartex" xmlns:cx3="http://schemas.microsoft.com/office/drawing/2016/5/9/chartex" xmlns:cx4="http://schemas.microsoft.com/office/drawing/2016/5/10/chartex" xmlns:cx5="http://schemas.microsoft.com/office/drawing/2016/5/11/chartex" xmlns:cx6="http://schemas.microsoft.com/office/drawing/2016/5/12/chartex" xmlns:cx7="http://schemas.microsoft.com/office/drawing/2016/5/13/chartex" xmlns:cx8="http://schemas.microsoft.com/office/drawing/2016/5/14/chartex" xmlns:mc="http://schemas.openxmlformats.org/markup-compatibility/2006" xmlns:aink="http://schemas.microsoft.com/office/drawing/2016/ink" xmlns:am3d="http://schemas.microsoft.com/office/drawing/2017/model3d" xmlns:o="urn:schemas-microsoft-com:office:office" xmlns:r="http://schemas.openxmlformats.org/officeDocument/2006/relationships" xmlns:m="http://schemas.openxmlformats.org/officeDocument/2006/math" xmlns:v="urn:schemas-microsoft-com:vml" xmlns:wp14="http://schemas.microsoft.com/office/word/2010/wordprocessingDrawing" xmlns:wp="http://schemas.openxmlformats.org/drawingml/2006/wordprocessingDrawing" xmlns:w10="urn:schemas-microsoft-com:office:word" xmlns:w="http://schemas.openxmlformats.org/wordprocessingml/2006/main" xmlns:w14="http://schemas.microsoft.com/office/word/2010/wordml" xmlns:w15="http://schemas.microsoft.com/office/word/2012/wordml" xmlns:w16cid="http://schemas.microsoft.com/office/word/2016/wordml/cid" xmlns:w16se="http://schemas.microsoft.com/office/word/2015/wordml/symex" xmlns:wpg="http://schemas.microsoft.com/office/word/2010/wordprocessingGroup" xmlns:wpi="http://schemas.microsoft.com/office/word/2010/wordprocessingInk" xmlns:wne="http://schemas.microsoft.com/office/word/2006/wordml" xmlns:wps="http://schemas.microsoft.com/office/word/2010/wordprocessingShape" mc:Ignorable="w14 w15 w16se w16cid wp14">
+<w:endnotes xmlns:wpc="http://schemas.microsoft.com/office/word/2010/wordprocessingCanvas" xmlns:cx="http://schemas.microsoft.com/office/drawing/2014/chartex" xmlns:cx1="http://schemas.microsoft.com/office/drawing/2015/9/8/chartex" xmlns:cx2="http://schemas.microsoft.com/office/drawing/2015/10/21/chartex" xmlns:cx3="http://schemas.microsoft.com/office/drawing/2016/5/9/chartex" xmlns:cx4="http://schemas.microsoft.com/office/drawing/2016/5/10/chartex" xmlns:cx5="http://schemas.microsoft.com/office/drawing/2016/5/11/chartex" xmlns:cx6="http://schemas.microsoft.com/office/drawing/2016/5/12/chartex" xmlns:cx7="http://schemas.microsoft.com/office/drawing/2016/5/13/chartex" xmlns:cx8="http://schemas.microsoft.com/office/drawing/2016/5/14/chartex" xmlns:mc="http://schemas.openxmlformats.org/markup-compatibility/2006" xmlns:aink="http://schemas.microsoft.com/office/drawing/2016/ink" xmlns:am3d="http://schemas.microsoft.com/office/drawing/2017/model3d" xmlns:o="urn:schemas-microsoft-com:office:office" xmlns:oel="http://schemas.microsoft.com/office/2019/extlst" xmlns:r="http://schemas.openxmlformats.org/officeDocument/2006/relationships" xmlns:m="http://schemas.openxmlformats.org/officeDocument/2006/math" xmlns:v="urn:schemas-microsoft-com:vml" xmlns:wp14="http://schemas.microsoft.com/office/word/2010/wordprocessingDrawing" xmlns:wp="http://schemas.openxmlformats.org/drawingml/2006/wordprocessingDrawing" xmlns:w10="urn:schemas-microsoft-com:office:word" xmlns:w="http://schemas.openxmlformats.org/wordprocessingml/2006/main" xmlns:w14="http://schemas.microsoft.com/office/word/2010/wordml" xmlns:w15="http://schemas.microsoft.com/office/word/2012/wordml" xmlns:w16cex="http://schemas.microsoft.com/office/word/2018/wordml/cex" xmlns:w16cid="http://schemas.microsoft.com/office/word/2016/wordml/cid" xmlns:w16="http://schemas.microsoft.com/office/word/2018/wordml" xmlns:w16du="http://schemas.microsoft.com/office/word/2023/wordml/word16du" xmlns:w16sdtdh="http://schemas.microsoft.com/office/word/2020/wordml/sdtdatahash" xmlns:w16sdtfl="http://schemas.microsoft.com/office/word/2024/wordml/sdtformatlock" xmlns:w16se="http://schemas.microsoft.com/office/word/2015/wordml/symex" xmlns:wpg="http://schemas.microsoft.com/office/word/2010/wordprocessingGroup" xmlns:wpi="http://schemas.microsoft.com/office/word/2010/wordprocessingInk" xmlns:wne="http://schemas.microsoft.com/office/word/2006/wordml" xmlns:wps="http://schemas.microsoft.com/office/word/2010/wordprocessingShape" mc:Ignorable="w14 w15 w16se w16cid w16 w16cex w16sdtdh w16sdtfl w16du wp14">
   <w:endnote w:type="separator" w:id="-1">
     <w:p>
       <w:r>
@@ -1801,7 +1920,7 @@
 </file>
 
 <file path=word/footer1.xml><?xml version="1.0" encoding="utf-8"?>
-<w:ftr xmlns:wpc="http://schemas.microsoft.com/office/word/2010/wordprocessingCanvas" xmlns:cx="http://schemas.microsoft.com/office/drawing/2014/chartex" xmlns:cx1="http://schemas.microsoft.com/office/drawing/2015/9/8/chartex" xmlns:cx2="http://schemas.microsoft.com/office/drawing/2015/10/21/chartex" xmlns:cx3="http://schemas.microsoft.com/office/drawing/2016/5/9/chartex" xmlns:cx4="http://schemas.microsoft.com/office/drawing/2016/5/10/chartex" xmlns:cx5="http://schemas.microsoft.com/office/drawing/2016/5/11/chartex" xmlns:cx6="http://schemas.microsoft.com/office/drawing/2016/5/12/chartex" xmlns:cx7="http://schemas.microsoft.com/office/drawing/2016/5/13/chartex" xmlns:cx8="http://schemas.microsoft.com/office/drawing/2016/5/14/chartex" xmlns:mc="http://schemas.openxmlformats.org/markup-compatibility/2006" xmlns:aink="http://schemas.microsoft.com/office/drawing/2016/ink" xmlns:am3d="http://schemas.microsoft.com/office/drawing/2017/model3d" xmlns:o="urn:schemas-microsoft-com:office:office" xmlns:r="http://schemas.openxmlformats.org/officeDocument/2006/relationships" xmlns:m="http://schemas.openxmlformats.org/officeDocument/2006/math" xmlns:v="urn:schemas-microsoft-com:vml" xmlns:wp14="http://schemas.microsoft.com/office/word/2010/wordprocessingDrawing" xmlns:wp="http://schemas.openxmlformats.org/drawingml/2006/wordprocessingDrawing" xmlns:w10="urn:schemas-microsoft-com:office:word" xmlns:w="http://schemas.openxmlformats.org/wordprocessingml/2006/main" xmlns:w14="http://schemas.microsoft.com/office/word/2010/wordml" xmlns:w15="http://schemas.microsoft.com/office/word/2012/wordml" xmlns:w16cid="http://schemas.microsoft.com/office/word/2016/wordml/cid" xmlns:w16se="http://schemas.microsoft.com/office/word/2015/wordml/symex" xmlns:wpg="http://schemas.microsoft.com/office/word/2010/wordprocessingGroup" xmlns:wpi="http://schemas.microsoft.com/office/word/2010/wordprocessingInk" xmlns:wne="http://schemas.microsoft.com/office/word/2006/wordml" xmlns:wps="http://schemas.microsoft.com/office/word/2010/wordprocessingShape" mc:Ignorable="w14 w15 w16se w16cid wp14">
+<w:ftr xmlns:wpc="http://schemas.microsoft.com/office/word/2010/wordprocessingCanvas" xmlns:cx="http://schemas.microsoft.com/office/drawing/2014/chartex" xmlns:cx1="http://schemas.microsoft.com/office/drawing/2015/9/8/chartex" xmlns:cx2="http://schemas.microsoft.com/office/drawing/2015/10/21/chartex" xmlns:cx3="http://schemas.microsoft.com/office/drawing/2016/5/9/chartex" xmlns:cx4="http://schemas.microsoft.com/office/drawing/2016/5/10/chartex" xmlns:cx5="http://schemas.microsoft.com/office/drawing/2016/5/11/chartex" xmlns:cx6="http://schemas.microsoft.com/office/drawing/2016/5/12/chartex" xmlns:cx7="http://schemas.microsoft.com/office/drawing/2016/5/13/chartex" xmlns:cx8="http://schemas.microsoft.com/office/drawing/2016/5/14/chartex" xmlns:mc="http://schemas.openxmlformats.org/markup-compatibility/2006" xmlns:aink="http://schemas.microsoft.com/office/drawing/2016/ink" xmlns:am3d="http://schemas.microsoft.com/office/drawing/2017/model3d" xmlns:o="urn:schemas-microsoft-com:office:office" xmlns:oel="http://schemas.microsoft.com/office/2019/extlst" xmlns:r="http://schemas.openxmlformats.org/officeDocument/2006/relationships" xmlns:m="http://schemas.openxmlformats.org/officeDocument/2006/math" xmlns:v="urn:schemas-microsoft-com:vml" xmlns:wp14="http://schemas.microsoft.com/office/word/2010/wordprocessingDrawing" xmlns:wp="http://schemas.openxmlformats.org/drawingml/2006/wordprocessingDrawing" xmlns:w10="urn:schemas-microsoft-com:office:word" xmlns:w="http://schemas.openxmlformats.org/wordprocessingml/2006/main" xmlns:w14="http://schemas.microsoft.com/office/word/2010/wordml" xmlns:w15="http://schemas.microsoft.com/office/word/2012/wordml" xmlns:w16cex="http://schemas.microsoft.com/office/word/2018/wordml/cex" xmlns:w16cid="http://schemas.microsoft.com/office/word/2016/wordml/cid" xmlns:w16="http://schemas.microsoft.com/office/word/2018/wordml" xmlns:w16du="http://schemas.microsoft.com/office/word/2023/wordml/word16du" xmlns:w16sdtdh="http://schemas.microsoft.com/office/word/2020/wordml/sdtdatahash" xmlns:w16sdtfl="http://schemas.microsoft.com/office/word/2024/wordml/sdtformatlock" xmlns:w16se="http://schemas.microsoft.com/office/word/2015/wordml/symex" xmlns:wpg="http://schemas.microsoft.com/office/word/2010/wordprocessingGroup" xmlns:wpi="http://schemas.microsoft.com/office/word/2010/wordprocessingInk" xmlns:wne="http://schemas.microsoft.com/office/word/2006/wordml" xmlns:wps="http://schemas.microsoft.com/office/word/2010/wordprocessingShape" mc:Ignorable="w14 w15 w16se w16cid w16 w16cex w16sdtdh w16sdtfl w16du wp14">
   <w:p>
     <w:pPr>
       <w:keepNext/>
@@ -1935,7 +2054,7 @@
 </file>
 
 <file path=word/footnotes.xml><?xml version="1.0" encoding="utf-8"?>
-<w:footnotes xmlns:wpc="http://schemas.microsoft.com/office/word/2010/wordprocessingCanvas" xmlns:cx="http://schemas.microsoft.com/office/drawing/2014/chartex" xmlns:cx1="http://schemas.microsoft.com/office/drawing/2015/9/8/chartex" xmlns:cx2="http://schemas.microsoft.com/office/drawing/2015/10/21/chartex" xmlns:cx3="http://schemas.microsoft.com/office/drawing/2016/5/9/chartex" xmlns:cx4="http://schemas.microsoft.com/office/drawing/2016/5/10/chartex" xmlns:cx5="http://schemas.microsoft.com/office/drawing/2016/5/11/chartex" xmlns:cx6="http://schemas.microsoft.com/office/drawing/2016/5/12/chartex" xmlns:cx7="http://schemas.microsoft.com/office/drawing/2016/5/13/chartex" xmlns:cx8="http://schemas.microsoft.com/office/drawing/2016/5/14/chartex" xmlns:mc="http://schemas.openxmlformats.org/markup-compatibility/2006" xmlns:aink="http://schemas.microsoft.com/office/drawing/2016/ink" xmlns:am3d="http://schemas.microsoft.com/office/drawing/2017/model3d" xmlns:o="urn:schemas-microsoft-com:office:office" xmlns:r="http://schemas.openxmlformats.org/officeDocument/2006/relationships" xmlns:m="http://schemas.openxmlformats.org/officeDocument/2006/math" xmlns:v="urn:schemas-microsoft-com:vml" xmlns:wp14="http://schemas.microsoft.com/office/word/2010/wordprocessingDrawing" xmlns:wp="http://schemas.openxmlformats.org/drawingml/2006/wordprocessingDrawing" xmlns:w10="urn:schemas-microsoft-com:office:word" xmlns:w="http://schemas.openxmlformats.org/wordprocessingml/2006/main" xmlns:w14="http://schemas.microsoft.com/office/word/2010/wordml" xmlns:w15="http://schemas.microsoft.com/office/word/2012/wordml" xmlns:w16cid="http://schemas.microsoft.com/office/word/2016/wordml/cid" xmlns:w16se="http://schemas.microsoft.com/office/word/2015/wordml/symex" xmlns:wpg="http://schemas.microsoft.com/office/word/2010/wordprocessingGroup" xmlns:wpi="http://schemas.microsoft.com/office/word/2010/wordprocessingInk" xmlns:wne="http://schemas.microsoft.com/office/word/2006/wordml" xmlns:wps="http://schemas.microsoft.com/office/word/2010/wordprocessingShape" mc:Ignorable="w14 w15 w16se w16cid wp14">
+<w:footnotes xmlns:wpc="http://schemas.microsoft.com/office/word/2010/wordprocessingCanvas" xmlns:cx="http://schemas.microsoft.com/office/drawing/2014/chartex" xmlns:cx1="http://schemas.microsoft.com/office/drawing/2015/9/8/chartex" xmlns:cx2="http://schemas.microsoft.com/office/drawing/2015/10/21/chartex" xmlns:cx3="http://schemas.microsoft.com/office/drawing/2016/5/9/chartex" xmlns:cx4="http://schemas.microsoft.com/office/drawing/2016/5/10/chartex" xmlns:cx5="http://schemas.microsoft.com/office/drawing/2016/5/11/chartex" xmlns:cx6="http://schemas.microsoft.com/office/drawing/2016/5/12/chartex" xmlns:cx7="http://schemas.microsoft.com/office/drawing/2016/5/13/chartex" xmlns:cx8="http://schemas.microsoft.com/office/drawing/2016/5/14/chartex" xmlns:mc="http://schemas.openxmlformats.org/markup-compatibility/2006" xmlns:aink="http://schemas.microsoft.com/office/drawing/2016/ink" xmlns:am3d="http://schemas.microsoft.com/office/drawing/2017/model3d" xmlns:o="urn:schemas-microsoft-com:office:office" xmlns:oel="http://schemas.microsoft.com/office/2019/extlst" xmlns:r="http://schemas.openxmlformats.org/officeDocument/2006/relationships" xmlns:m="http://schemas.openxmlformats.org/officeDocument/2006/math" xmlns:v="urn:schemas-microsoft-com:vml" xmlns:wp14="http://schemas.microsoft.com/office/word/2010/wordprocessingDrawing" xmlns:wp="http://schemas.openxmlformats.org/drawingml/2006/wordprocessingDrawing" xmlns:w10="urn:schemas-microsoft-com:office:word" xmlns:w="http://schemas.openxmlformats.org/wordprocessingml/2006/main" xmlns:w14="http://schemas.microsoft.com/office/word/2010/wordml" xmlns:w15="http://schemas.microsoft.com/office/word/2012/wordml" xmlns:w16cex="http://schemas.microsoft.com/office/word/2018/wordml/cex" xmlns:w16cid="http://schemas.microsoft.com/office/word/2016/wordml/cid" xmlns:w16="http://schemas.microsoft.com/office/word/2018/wordml" xmlns:w16du="http://schemas.microsoft.com/office/word/2023/wordml/word16du" xmlns:w16sdtdh="http://schemas.microsoft.com/office/word/2020/wordml/sdtdatahash" xmlns:w16sdtfl="http://schemas.microsoft.com/office/word/2024/wordml/sdtformatlock" xmlns:w16se="http://schemas.microsoft.com/office/word/2015/wordml/symex" xmlns:wpg="http://schemas.microsoft.com/office/word/2010/wordprocessingGroup" xmlns:wpi="http://schemas.microsoft.com/office/word/2010/wordprocessingInk" xmlns:wne="http://schemas.microsoft.com/office/word/2006/wordml" xmlns:wps="http://schemas.microsoft.com/office/word/2010/wordprocessingShape" mc:Ignorable="w14 w15 w16se w16cid w16 w16cex w16sdtdh w16sdtfl w16du wp14">
   <w:footnote w:type="separator" w:id="-1">
     <w:p>
       <w:r>
@@ -1954,7 +2073,7 @@
 </file>
 
 <file path=word/header1.xml><?xml version="1.0" encoding="utf-8"?>
-<w:hdr xmlns:wpc="http://schemas.microsoft.com/office/word/2010/wordprocessingCanvas" xmlns:cx="http://schemas.microsoft.com/office/drawing/2014/chartex" xmlns:cx1="http://schemas.microsoft.com/office/drawing/2015/9/8/chartex" xmlns:cx2="http://schemas.microsoft.com/office/drawing/2015/10/21/chartex" xmlns:cx3="http://schemas.microsoft.com/office/drawing/2016/5/9/chartex" xmlns:cx4="http://schemas.microsoft.com/office/drawing/2016/5/10/chartex" xmlns:cx5="http://schemas.microsoft.com/office/drawing/2016/5/11/chartex" xmlns:cx6="http://schemas.microsoft.com/office/drawing/2016/5/12/chartex" xmlns:cx7="http://schemas.microsoft.com/office/drawing/2016/5/13/chartex" xmlns:cx8="http://schemas.microsoft.com/office/drawing/2016/5/14/chartex" xmlns:mc="http://schemas.openxmlformats.org/markup-compatibility/2006" xmlns:aink="http://schemas.microsoft.com/office/drawing/2016/ink" xmlns:am3d="http://schemas.microsoft.com/office/drawing/2017/model3d" xmlns:o="urn:schemas-microsoft-com:office:office" xmlns:r="http://schemas.openxmlformats.org/officeDocument/2006/relationships" xmlns:m="http://schemas.openxmlformats.org/officeDocument/2006/math" xmlns:v="urn:schemas-microsoft-com:vml" xmlns:wp14="http://schemas.microsoft.com/office/word/2010/wordprocessingDrawing" xmlns:wp="http://schemas.openxmlformats.org/drawingml/2006/wordprocessingDrawing" xmlns:w10="urn:schemas-microsoft-com:office:word" xmlns:w="http://schemas.openxmlformats.org/wordprocessingml/2006/main" xmlns:w14="http://schemas.microsoft.com/office/word/2010/wordml" xmlns:w15="http://schemas.microsoft.com/office/word/2012/wordml" xmlns:w16cid="http://schemas.microsoft.com/office/word/2016/wordml/cid" xmlns:w16se="http://schemas.microsoft.com/office/word/2015/wordml/symex" xmlns:wpg="http://schemas.microsoft.com/office/word/2010/wordprocessingGroup" xmlns:wpi="http://schemas.microsoft.com/office/word/2010/wordprocessingInk" xmlns:wne="http://schemas.microsoft.com/office/word/2006/wordml" xmlns:wps="http://schemas.microsoft.com/office/word/2010/wordprocessingShape" mc:Ignorable="w14 w15 w16se w16cid wp14">
+<w:hdr xmlns:wpc="http://schemas.microsoft.com/office/word/2010/wordprocessingCanvas" xmlns:cx="http://schemas.microsoft.com/office/drawing/2014/chartex" xmlns:cx1="http://schemas.microsoft.com/office/drawing/2015/9/8/chartex" xmlns:cx2="http://schemas.microsoft.com/office/drawing/2015/10/21/chartex" xmlns:cx3="http://schemas.microsoft.com/office/drawing/2016/5/9/chartex" xmlns:cx4="http://schemas.microsoft.com/office/drawing/2016/5/10/chartex" xmlns:cx5="http://schemas.microsoft.com/office/drawing/2016/5/11/chartex" xmlns:cx6="http://schemas.microsoft.com/office/drawing/2016/5/12/chartex" xmlns:cx7="http://schemas.microsoft.com/office/drawing/2016/5/13/chartex" xmlns:cx8="http://schemas.microsoft.com/office/drawing/2016/5/14/chartex" xmlns:mc="http://schemas.openxmlformats.org/markup-compatibility/2006" xmlns:aink="http://schemas.microsoft.com/office/drawing/2016/ink" xmlns:am3d="http://schemas.microsoft.com/office/drawing/2017/model3d" xmlns:o="urn:schemas-microsoft-com:office:office" xmlns:oel="http://schemas.microsoft.com/office/2019/extlst" xmlns:r="http://schemas.openxmlformats.org/officeDocument/2006/relationships" xmlns:m="http://schemas.openxmlformats.org/officeDocument/2006/math" xmlns:v="urn:schemas-microsoft-com:vml" xmlns:wp14="http://schemas.microsoft.com/office/word/2010/wordprocessingDrawing" xmlns:wp="http://schemas.openxmlformats.org/drawingml/2006/wordprocessingDrawing" xmlns:w10="urn:schemas-microsoft-com:office:word" xmlns:w="http://schemas.openxmlformats.org/wordprocessingml/2006/main" xmlns:w14="http://schemas.microsoft.com/office/word/2010/wordml" xmlns:w15="http://schemas.microsoft.com/office/word/2012/wordml" xmlns:w16cex="http://schemas.microsoft.com/office/word/2018/wordml/cex" xmlns:w16cid="http://schemas.microsoft.com/office/word/2016/wordml/cid" xmlns:w16="http://schemas.microsoft.com/office/word/2018/wordml" xmlns:w16du="http://schemas.microsoft.com/office/word/2023/wordml/word16du" xmlns:w16sdtdh="http://schemas.microsoft.com/office/word/2020/wordml/sdtdatahash" xmlns:w16sdtfl="http://schemas.microsoft.com/office/word/2024/wordml/sdtformatlock" xmlns:w16se="http://schemas.microsoft.com/office/word/2015/wordml/symex" xmlns:wpg="http://schemas.microsoft.com/office/word/2010/wordprocessingGroup" xmlns:wpi="http://schemas.microsoft.com/office/word/2010/wordprocessingInk" xmlns:wne="http://schemas.microsoft.com/office/word/2006/wordml" xmlns:wps="http://schemas.microsoft.com/office/word/2010/wordprocessingShape" mc:Ignorable="w14 w15 w16se w16cid w16 w16cex w16sdtdh w16sdtfl w16du wp14">
   <w:p>
     <w:pPr>
       <w:pStyle w:val="Header"/>
@@ -1983,7 +2102,7 @@
           <v:path o:extrusionok="f" gradientshapeok="t" o:connecttype="rect"/>
           <o:lock v:ext="edit" aspectratio="t"/>
         </v:shapetype>
-        <v:shape id="WordPictureWatermark31032579" o:spid="_x0000_s2050" type="#_x0000_t75" style="position:absolute;margin-left:0;margin-top:0;width:450.15pt;height:416.3pt;z-index:-251659776;mso-position-horizontal:center;mso-position-horizontal-relative:margin;mso-position-vertical:center;mso-position-vertical-relative:margin" o:allowincell="f">
+        <v:shape id="WordPictureWatermark31032579" o:spid="_x0000_s1026" type="#_x0000_t75" style="position:absolute;margin-left:0;margin-top:0;width:450.15pt;height:416.3pt;z-index:-251659776;mso-position-horizontal:center;mso-position-horizontal-relative:margin;mso-position-vertical:center;mso-position-vertical-relative:margin" o:allowincell="f">
           <v:imagedata r:id="rId1" o:title="1 (1)" gain="19661f" blacklevel="22938f"/>
           <w10:wrap anchorx="margin" anchory="margin"/>
         </v:shape>
@@ -1994,7 +2113,7 @@
 </file>
 
 <file path=word/header2.xml><?xml version="1.0" encoding="utf-8"?>
-<w:hdr xmlns:wpc="http://schemas.microsoft.com/office/word/2010/wordprocessingCanvas" xmlns:cx="http://schemas.microsoft.com/office/drawing/2014/chartex" xmlns:cx1="http://schemas.microsoft.com/office/drawing/2015/9/8/chartex" xmlns:cx2="http://schemas.microsoft.com/office/drawing/2015/10/21/chartex" xmlns:cx3="http://schemas.microsoft.com/office/drawing/2016/5/9/chartex" xmlns:cx4="http://schemas.microsoft.com/office/drawing/2016/5/10/chartex" xmlns:cx5="http://schemas.microsoft.com/office/drawing/2016/5/11/chartex" xmlns:cx6="http://schemas.microsoft.com/office/drawing/2016/5/12/chartex" xmlns:cx7="http://schemas.microsoft.com/office/drawing/2016/5/13/chartex" xmlns:cx8="http://schemas.microsoft.com/office/drawing/2016/5/14/chartex" xmlns:mc="http://schemas.openxmlformats.org/markup-compatibility/2006" xmlns:aink="http://schemas.microsoft.com/office/drawing/2016/ink" xmlns:am3d="http://schemas.microsoft.com/office/drawing/2017/model3d" xmlns:o="urn:schemas-microsoft-com:office:office" xmlns:r="http://schemas.openxmlformats.org/officeDocument/2006/relationships" xmlns:m="http://schemas.openxmlformats.org/officeDocument/2006/math" xmlns:v="urn:schemas-microsoft-com:vml" xmlns:wp14="http://schemas.microsoft.com/office/word/2010/wordprocessingDrawing" xmlns:wp="http://schemas.openxmlformats.org/drawingml/2006/wordprocessingDrawing" xmlns:w10="urn:schemas-microsoft-com:office:word" xmlns:w="http://schemas.openxmlformats.org/wordprocessingml/2006/main" xmlns:w14="http://schemas.microsoft.com/office/word/2010/wordml" xmlns:w15="http://schemas.microsoft.com/office/word/2012/wordml" xmlns:w16cid="http://schemas.microsoft.com/office/word/2016/wordml/cid" xmlns:w16se="http://schemas.microsoft.com/office/word/2015/wordml/symex" xmlns:wpg="http://schemas.microsoft.com/office/word/2010/wordprocessingGroup" xmlns:wpi="http://schemas.microsoft.com/office/word/2010/wordprocessingInk" xmlns:wne="http://schemas.microsoft.com/office/word/2006/wordml" xmlns:wps="http://schemas.microsoft.com/office/word/2010/wordprocessingShape" mc:Ignorable="w14 w15 w16se w16cid wp14">
+<w:hdr xmlns:wpc="http://schemas.microsoft.com/office/word/2010/wordprocessingCanvas" xmlns:cx="http://schemas.microsoft.com/office/drawing/2014/chartex" xmlns:cx1="http://schemas.microsoft.com/office/drawing/2015/9/8/chartex" xmlns:cx2="http://schemas.microsoft.com/office/drawing/2015/10/21/chartex" xmlns:cx3="http://schemas.microsoft.com/office/drawing/2016/5/9/chartex" xmlns:cx4="http://schemas.microsoft.com/office/drawing/2016/5/10/chartex" xmlns:cx5="http://schemas.microsoft.com/office/drawing/2016/5/11/chartex" xmlns:cx6="http://schemas.microsoft.com/office/drawing/2016/5/12/chartex" xmlns:cx7="http://schemas.microsoft.com/office/drawing/2016/5/13/chartex" xmlns:cx8="http://schemas.microsoft.com/office/drawing/2016/5/14/chartex" xmlns:mc="http://schemas.openxmlformats.org/markup-compatibility/2006" xmlns:aink="http://schemas.microsoft.com/office/drawing/2016/ink" xmlns:am3d="http://schemas.microsoft.com/office/drawing/2017/model3d" xmlns:o="urn:schemas-microsoft-com:office:office" xmlns:oel="http://schemas.microsoft.com/office/2019/extlst" xmlns:r="http://schemas.openxmlformats.org/officeDocument/2006/relationships" xmlns:m="http://schemas.openxmlformats.org/officeDocument/2006/math" xmlns:v="urn:schemas-microsoft-com:vml" xmlns:wp14="http://schemas.microsoft.com/office/word/2010/wordprocessingDrawing" xmlns:wp="http://schemas.openxmlformats.org/drawingml/2006/wordprocessingDrawing" xmlns:w10="urn:schemas-microsoft-com:office:word" xmlns:w="http://schemas.openxmlformats.org/wordprocessingml/2006/main" xmlns:w14="http://schemas.microsoft.com/office/word/2010/wordml" xmlns:w15="http://schemas.microsoft.com/office/word/2012/wordml" xmlns:w16cex="http://schemas.microsoft.com/office/word/2018/wordml/cex" xmlns:w16cid="http://schemas.microsoft.com/office/word/2016/wordml/cid" xmlns:w16="http://schemas.microsoft.com/office/word/2018/wordml" xmlns:w16du="http://schemas.microsoft.com/office/word/2023/wordml/word16du" xmlns:w16sdtdh="http://schemas.microsoft.com/office/word/2020/wordml/sdtdatahash" xmlns:w16sdtfl="http://schemas.microsoft.com/office/word/2024/wordml/sdtformatlock" xmlns:w16se="http://schemas.microsoft.com/office/word/2015/wordml/symex" xmlns:wpg="http://schemas.microsoft.com/office/word/2010/wordprocessingGroup" xmlns:wpi="http://schemas.microsoft.com/office/word/2010/wordprocessingInk" xmlns:wne="http://schemas.microsoft.com/office/word/2006/wordml" xmlns:wps="http://schemas.microsoft.com/office/word/2010/wordprocessingShape" mc:Ignorable="w14 w15 w16se w16cid w16 w16cex w16sdtdh w16sdtfl w16du wp14">
   <w:p>
     <w:pPr>
       <w:pStyle w:val="Header"/>
@@ -2033,7 +2152,7 @@
           <v:path o:extrusionok="f" gradientshapeok="t" o:connecttype="rect"/>
           <o:lock v:ext="edit" aspectratio="t"/>
         </v:shapetype>
-        <v:shape id="WordPictureWatermark31032580" o:spid="_x0000_s2051" type="#_x0000_t75" style="position:absolute;left:0;text-align:left;margin-left:0;margin-top:0;width:450.15pt;height:416.3pt;z-index:-251658752;mso-position-horizontal:center;mso-position-horizontal-relative:margin;mso-position-vertical:center;mso-position-vertical-relative:margin" o:allowincell="f">
+        <v:shape id="WordPictureWatermark31032580" o:spid="_x0000_s1027" type="#_x0000_t75" style="position:absolute;left:0;text-align:left;margin-left:0;margin-top:0;width:450.15pt;height:416.3pt;z-index:-251658752;mso-position-horizontal:center;mso-position-horizontal-relative:margin;mso-position-vertical:center;mso-position-vertical-relative:margin" o:allowincell="f">
           <v:imagedata r:id="rId1" o:title="1 (1)" gain="19661f" blacklevel="22938f"/>
           <w10:wrap anchorx="margin" anchory="margin"/>
         </v:shape>
@@ -2100,7 +2219,7 @@
 </file>
 
 <file path=word/header3.xml><?xml version="1.0" encoding="utf-8"?>
-<w:hdr xmlns:wpc="http://schemas.microsoft.com/office/word/2010/wordprocessingCanvas" xmlns:cx="http://schemas.microsoft.com/office/drawing/2014/chartex" xmlns:cx1="http://schemas.microsoft.com/office/drawing/2015/9/8/chartex" xmlns:cx2="http://schemas.microsoft.com/office/drawing/2015/10/21/chartex" xmlns:cx3="http://schemas.microsoft.com/office/drawing/2016/5/9/chartex" xmlns:cx4="http://schemas.microsoft.com/office/drawing/2016/5/10/chartex" xmlns:cx5="http://schemas.microsoft.com/office/drawing/2016/5/11/chartex" xmlns:cx6="http://schemas.microsoft.com/office/drawing/2016/5/12/chartex" xmlns:cx7="http://schemas.microsoft.com/office/drawing/2016/5/13/chartex" xmlns:cx8="http://schemas.microsoft.com/office/drawing/2016/5/14/chartex" xmlns:mc="http://schemas.openxmlformats.org/markup-compatibility/2006" xmlns:aink="http://schemas.microsoft.com/office/drawing/2016/ink" xmlns:am3d="http://schemas.microsoft.com/office/drawing/2017/model3d" xmlns:o="urn:schemas-microsoft-com:office:office" xmlns:r="http://schemas.openxmlformats.org/officeDocument/2006/relationships" xmlns:m="http://schemas.openxmlformats.org/officeDocument/2006/math" xmlns:v="urn:schemas-microsoft-com:vml" xmlns:wp14="http://schemas.microsoft.com/office/word/2010/wordprocessingDrawing" xmlns:wp="http://schemas.openxmlformats.org/drawingml/2006/wordprocessingDrawing" xmlns:w10="urn:schemas-microsoft-com:office:word" xmlns:w="http://schemas.openxmlformats.org/wordprocessingml/2006/main" xmlns:w14="http://schemas.microsoft.com/office/word/2010/wordml" xmlns:w15="http://schemas.microsoft.com/office/word/2012/wordml" xmlns:w16cid="http://schemas.microsoft.com/office/word/2016/wordml/cid" xmlns:w16se="http://schemas.microsoft.com/office/word/2015/wordml/symex" xmlns:wpg="http://schemas.microsoft.com/office/word/2010/wordprocessingGroup" xmlns:wpi="http://schemas.microsoft.com/office/word/2010/wordprocessingInk" xmlns:wne="http://schemas.microsoft.com/office/word/2006/wordml" xmlns:wps="http://schemas.microsoft.com/office/word/2010/wordprocessingShape" mc:Ignorable="w14 w15 w16se w16cid wp14">
+<w:hdr xmlns:wpc="http://schemas.microsoft.com/office/word/2010/wordprocessingCanvas" xmlns:cx="http://schemas.microsoft.com/office/drawing/2014/chartex" xmlns:cx1="http://schemas.microsoft.com/office/drawing/2015/9/8/chartex" xmlns:cx2="http://schemas.microsoft.com/office/drawing/2015/10/21/chartex" xmlns:cx3="http://schemas.microsoft.com/office/drawing/2016/5/9/chartex" xmlns:cx4="http://schemas.microsoft.com/office/drawing/2016/5/10/chartex" xmlns:cx5="http://schemas.microsoft.com/office/drawing/2016/5/11/chartex" xmlns:cx6="http://schemas.microsoft.com/office/drawing/2016/5/12/chartex" xmlns:cx7="http://schemas.microsoft.com/office/drawing/2016/5/13/chartex" xmlns:cx8="http://schemas.microsoft.com/office/drawing/2016/5/14/chartex" xmlns:mc="http://schemas.openxmlformats.org/markup-compatibility/2006" xmlns:aink="http://schemas.microsoft.com/office/drawing/2016/ink" xmlns:am3d="http://schemas.microsoft.com/office/drawing/2017/model3d" xmlns:o="urn:schemas-microsoft-com:office:office" xmlns:oel="http://schemas.microsoft.com/office/2019/extlst" xmlns:r="http://schemas.openxmlformats.org/officeDocument/2006/relationships" xmlns:m="http://schemas.openxmlformats.org/officeDocument/2006/math" xmlns:v="urn:schemas-microsoft-com:vml" xmlns:wp14="http://schemas.microsoft.com/office/word/2010/wordprocessingDrawing" xmlns:wp="http://schemas.openxmlformats.org/drawingml/2006/wordprocessingDrawing" xmlns:w10="urn:schemas-microsoft-com:office:word" xmlns:w="http://schemas.openxmlformats.org/wordprocessingml/2006/main" xmlns:w14="http://schemas.microsoft.com/office/word/2010/wordml" xmlns:w15="http://schemas.microsoft.com/office/word/2012/wordml" xmlns:w16cex="http://schemas.microsoft.com/office/word/2018/wordml/cex" xmlns:w16cid="http://schemas.microsoft.com/office/word/2016/wordml/cid" xmlns:w16="http://schemas.microsoft.com/office/word/2018/wordml" xmlns:w16du="http://schemas.microsoft.com/office/word/2023/wordml/word16du" xmlns:w16sdtdh="http://schemas.microsoft.com/office/word/2020/wordml/sdtdatahash" xmlns:w16sdtfl="http://schemas.microsoft.com/office/word/2024/wordml/sdtformatlock" xmlns:w16se="http://schemas.microsoft.com/office/word/2015/wordml/symex" xmlns:wpg="http://schemas.microsoft.com/office/word/2010/wordprocessingGroup" xmlns:wpi="http://schemas.microsoft.com/office/word/2010/wordprocessingInk" xmlns:wne="http://schemas.microsoft.com/office/word/2006/wordml" xmlns:wps="http://schemas.microsoft.com/office/word/2010/wordprocessingShape" mc:Ignorable="w14 w15 w16se w16cid w16 w16cex w16sdtdh w16sdtfl w16du wp14">
   <w:p>
     <w:pPr>
       <w:pStyle w:val="Header"/>
@@ -2129,7 +2248,7 @@
           <v:path o:extrusionok="f" gradientshapeok="t" o:connecttype="rect"/>
           <o:lock v:ext="edit" aspectratio="t"/>
         </v:shapetype>
-        <v:shape id="WordPictureWatermark31032578" o:spid="_x0000_s2049" type="#_x0000_t75" style="position:absolute;margin-left:0;margin-top:0;width:450.15pt;height:416.3pt;z-index:-251657728;mso-position-horizontal:center;mso-position-horizontal-relative:margin;mso-position-vertical:center;mso-position-vertical-relative:margin" o:allowincell="f">
+        <v:shape id="WordPictureWatermark31032578" o:spid="_x0000_s1025" type="#_x0000_t75" style="position:absolute;margin-left:0;margin-top:0;width:450.15pt;height:416.3pt;z-index:-251657728;mso-position-horizontal:center;mso-position-horizontal-relative:margin;mso-position-vertical:center;mso-position-vertical-relative:margin" o:allowincell="f">
           <v:imagedata r:id="rId1" o:title="1 (1)" gain="19661f" blacklevel="22938f"/>
           <w10:wrap anchorx="margin" anchory="margin"/>
         </v:shape>
@@ -2140,7 +2259,7 @@
 </file>
 
 <file path=word/styles.xml><?xml version="1.0" encoding="utf-8"?>
-<w:styles xmlns:mc="http://schemas.openxmlformats.org/markup-compatibility/2006" xmlns:r="http://schemas.openxmlformats.org/officeDocument/2006/relationships" xmlns:w="http://schemas.openxmlformats.org/wordprocessingml/2006/main" xmlns:w14="http://schemas.microsoft.com/office/word/2010/wordml" xmlns:w15="http://schemas.microsoft.com/office/word/2012/wordml" xmlns:w16cid="http://schemas.microsoft.com/office/word/2016/wordml/cid" xmlns:w16se="http://schemas.microsoft.com/office/word/2015/wordml/symex" mc:Ignorable="w14 w15 w16se w16cid">
+<w:styles xmlns:mc="http://schemas.openxmlformats.org/markup-compatibility/2006" xmlns:r="http://schemas.openxmlformats.org/officeDocument/2006/relationships" xmlns:w="http://schemas.openxmlformats.org/wordprocessingml/2006/main" xmlns:w14="http://schemas.microsoft.com/office/word/2010/wordml" xmlns:w15="http://schemas.microsoft.com/office/word/2012/wordml" xmlns:w16cex="http://schemas.microsoft.com/office/word/2018/wordml/cex" xmlns:w16cid="http://schemas.microsoft.com/office/word/2016/wordml/cid" xmlns:w16="http://schemas.microsoft.com/office/word/2018/wordml" xmlns:w16du="http://schemas.microsoft.com/office/word/2023/wordml/word16du" xmlns:w16sdtdh="http://schemas.microsoft.com/office/word/2020/wordml/sdtdatahash" xmlns:w16sdtfl="http://schemas.microsoft.com/office/word/2024/wordml/sdtformatlock" xmlns:w16se="http://schemas.microsoft.com/office/word/2015/wordml/symex" mc:Ignorable="w14 w15 w16se w16cid w16 w16cex w16sdtdh w16sdtfl w16du">
   <w:docDefaults>
     <w:rPrDefault>
       <w:rPr>
@@ -2158,7 +2277,7 @@
       </w:pPr>
     </w:pPrDefault>
   </w:docDefaults>
-  <w:latentStyles w:defLockedState="0" w:defUIPriority="99" w:defSemiHidden="0" w:defUnhideWhenUsed="0" w:defQFormat="0" w:count="375">
+  <w:latentStyles w:defLockedState="0" w:defUIPriority="99" w:defSemiHidden="0" w:defUnhideWhenUsed="0" w:defQFormat="0" w:count="376">
     <w:lsdException w:name="Normal" w:uiPriority="0" w:qFormat="1"/>
     <w:lsdException w:name="heading 1" w:uiPriority="9" w:qFormat="1"/>
     <w:lsdException w:name="heading 2" w:semiHidden="1" w:uiPriority="9" w:unhideWhenUsed="1" w:qFormat="1"/>
@@ -2534,6 +2653,7 @@
     <w:lsdException w:name="Smart Hyperlink" w:semiHidden="1" w:unhideWhenUsed="1"/>
     <w:lsdException w:name="Hashtag" w:semiHidden="1" w:unhideWhenUsed="1"/>
     <w:lsdException w:name="Unresolved Mention" w:semiHidden="1" w:unhideWhenUsed="1"/>
+    <w:lsdException w:name="Smart Link" w:semiHidden="1" w:unhideWhenUsed="1"/>
   </w:latentStyles>
   <w:style w:type="paragraph" w:default="1" w:styleId="Normal">
     <w:name w:val="Normal"/>
@@ -2661,37 +2781,8 @@
 </file>
 
 <file path=word/glossary/document.xml><?xml version="1.0" encoding="utf-8"?>
-<w:glossaryDocument xmlns:wpc="http://schemas.microsoft.com/office/word/2010/wordprocessingCanvas" xmlns:cx="http://schemas.microsoft.com/office/drawing/2014/chartex" xmlns:cx1="http://schemas.microsoft.com/office/drawing/2015/9/8/chartex" xmlns:cx2="http://schemas.microsoft.com/office/drawing/2015/10/21/chartex" xmlns:cx3="http://schemas.microsoft.com/office/drawing/2016/5/9/chartex" xmlns:cx4="http://schemas.microsoft.com/office/drawing/2016/5/10/chartex" xmlns:cx5="http://schemas.microsoft.com/office/drawing/2016/5/11/chartex" xmlns:cx6="http://schemas.microsoft.com/office/drawing/2016/5/12/chartex" xmlns:cx7="http://schemas.microsoft.com/office/drawing/2016/5/13/chartex" xmlns:cx8="http://schemas.microsoft.com/office/drawing/2016/5/14/chartex" xmlns:mc="http://schemas.openxmlformats.org/markup-compatibility/2006" xmlns:aink="http://schemas.microsoft.com/office/drawing/2016/ink" xmlns:am3d="http://schemas.microsoft.com/office/drawing/2017/model3d" xmlns:o="urn:schemas-microsoft-com:office:office" xmlns:r="http://schemas.openxmlformats.org/officeDocument/2006/relationships" xmlns:m="http://schemas.openxmlformats.org/officeDocument/2006/math" xmlns:v="urn:schemas-microsoft-com:vml" xmlns:wp14="http://schemas.microsoft.com/office/word/2010/wordprocessingDrawing" xmlns:wp="http://schemas.openxmlformats.org/drawingml/2006/wordprocessingDrawing" xmlns:w10="urn:schemas-microsoft-com:office:word" xmlns:w="http://schemas.openxmlformats.org/wordprocessingml/2006/main" xmlns:w14="http://schemas.microsoft.com/office/word/2010/wordml" xmlns:w15="http://schemas.microsoft.com/office/word/2012/wordml" xmlns:w16cid="http://schemas.microsoft.com/office/word/2016/wordml/cid" xmlns:w16se="http://schemas.microsoft.com/office/word/2015/wordml/symex" xmlns:wpg="http://schemas.microsoft.com/office/word/2010/wordprocessingGroup" xmlns:wpi="http://schemas.microsoft.com/office/word/2010/wordprocessingInk" xmlns:wne="http://schemas.microsoft.com/office/word/2006/wordml" xmlns:wps="http://schemas.microsoft.com/office/word/2010/wordprocessingShape" mc:Ignorable="w14 w15 w16se w16cid wp14">
+<w:glossaryDocument xmlns:wpc="http://schemas.microsoft.com/office/word/2010/wordprocessingCanvas" xmlns:cx="http://schemas.microsoft.com/office/drawing/2014/chartex" xmlns:cx1="http://schemas.microsoft.com/office/drawing/2015/9/8/chartex" xmlns:cx2="http://schemas.microsoft.com/office/drawing/2015/10/21/chartex" xmlns:cx3="http://schemas.microsoft.com/office/drawing/2016/5/9/chartex" xmlns:cx4="http://schemas.microsoft.com/office/drawing/2016/5/10/chartex" xmlns:cx5="http://schemas.microsoft.com/office/drawing/2016/5/11/chartex" xmlns:cx6="http://schemas.microsoft.com/office/drawing/2016/5/12/chartex" xmlns:cx7="http://schemas.microsoft.com/office/drawing/2016/5/13/chartex" xmlns:cx8="http://schemas.microsoft.com/office/drawing/2016/5/14/chartex" xmlns:mc="http://schemas.openxmlformats.org/markup-compatibility/2006" xmlns:aink="http://schemas.microsoft.com/office/drawing/2016/ink" xmlns:am3d="http://schemas.microsoft.com/office/drawing/2017/model3d" xmlns:o="urn:schemas-microsoft-com:office:office" xmlns:oel="http://schemas.microsoft.com/office/2019/extlst" xmlns:r="http://schemas.openxmlformats.org/officeDocument/2006/relationships" xmlns:m="http://schemas.openxmlformats.org/officeDocument/2006/math" xmlns:v="urn:schemas-microsoft-com:vml" xmlns:wp14="http://schemas.microsoft.com/office/word/2010/wordprocessingDrawing" xmlns:wp="http://schemas.openxmlformats.org/drawingml/2006/wordprocessingDrawing" xmlns:w10="urn:schemas-microsoft-com:office:word" xmlns:w="http://schemas.openxmlformats.org/wordprocessingml/2006/main" xmlns:w14="http://schemas.microsoft.com/office/word/2010/wordml" xmlns:w15="http://schemas.microsoft.com/office/word/2012/wordml" xmlns:w16cex="http://schemas.microsoft.com/office/word/2018/wordml/cex" xmlns:w16cid="http://schemas.microsoft.com/office/word/2016/wordml/cid" xmlns:w16="http://schemas.microsoft.com/office/word/2018/wordml" xmlns:w16du="http://schemas.microsoft.com/office/word/2023/wordml/word16du" xmlns:w16sdtdh="http://schemas.microsoft.com/office/word/2020/wordml/sdtdatahash" xmlns:w16sdtfl="http://schemas.microsoft.com/office/word/2024/wordml/sdtformatlock" xmlns:w16se="http://schemas.microsoft.com/office/word/2015/wordml/symex" xmlns:wpg="http://schemas.microsoft.com/office/word/2010/wordprocessingGroup" xmlns:wpi="http://schemas.microsoft.com/office/word/2010/wordprocessingInk" xmlns:wne="http://schemas.microsoft.com/office/word/2006/wordml" xmlns:wps="http://schemas.microsoft.com/office/word/2010/wordprocessingShape" mc:Ignorable="w14 w15 w16se w16cid w16 w16cex w16sdtdh w16sdtfl w16du wp14">
   <w:docParts>
-    <w:docPart>
-      <w:docPartPr>
-        <w:name w:val="8A1CA22B5F1A40938AD327C9F0C90EF2"/>
-        <w:category>
-          <w:name w:val="General"/>
-          <w:gallery w:val="placeholder"/>
-        </w:category>
-        <w:types>
-          <w:type w:val="bbPlcHdr"/>
-        </w:types>
-        <w:behaviors>
-          <w:behavior w:val="content"/>
-        </w:behaviors>
-        <w:guid w:val="{D06E3334-E518-4B6D-9BD8-63DC1E90A91C}"/>
-      </w:docPartPr>
-      <w:docPartBody>
-        <w:p>
-          <w:pPr>
-            <w:pStyle w:val="8A1CA22B5F1A40938AD327C9F0C90EF2"/>
-          </w:pPr>
-          <w:r>
-            <w:rPr>
-              <w:rStyle w:val="PlaceholderText"/>
-            </w:rPr>
-            <w:t>Click or tap here to enter text.</w:t>
-          </w:r>
-        </w:p>
-      </w:docPartBody>
-    </w:docPart>
     <w:docPart>
       <w:docPartPr>
         <w:name w:val="6E54BA2BEFB34F0C92D16F2F57735CF8"/>
@@ -2717,93 +2808,6 @@
               <w:rStyle w:val="PlaceholderText"/>
             </w:rPr>
             <w:t>Click or tap here to enter text.</w:t>
-          </w:r>
-        </w:p>
-      </w:docPartBody>
-    </w:docPart>
-    <w:docPart>
-      <w:docPartPr>
-        <w:name w:val="7652843E0B1A415FA35D0396D3B71BAC"/>
-        <w:category>
-          <w:name w:val="General"/>
-          <w:gallery w:val="placeholder"/>
-        </w:category>
-        <w:types>
-          <w:type w:val="bbPlcHdr"/>
-        </w:types>
-        <w:behaviors>
-          <w:behavior w:val="content"/>
-        </w:behaviors>
-        <w:guid w:val="{40075EB9-8465-41B2-B6C9-3B58A19BBA69}"/>
-      </w:docPartPr>
-      <w:docPartBody>
-        <w:p>
-          <w:pPr>
-            <w:pStyle w:val="7652843E0B1A415FA35D0396D3B71BAC"/>
-          </w:pPr>
-          <w:r>
-            <w:rPr>
-              <w:rStyle w:val="PlaceholderText"/>
-            </w:rPr>
-            <w:t>Click or tap to enter a date.</w:t>
-          </w:r>
-        </w:p>
-      </w:docPartBody>
-    </w:docPart>
-    <w:docPart>
-      <w:docPartPr>
-        <w:name w:val="73AFF68DE0D54A07B42BFA3B21BA660D"/>
-        <w:category>
-          <w:name w:val="General"/>
-          <w:gallery w:val="placeholder"/>
-        </w:category>
-        <w:types>
-          <w:type w:val="bbPlcHdr"/>
-        </w:types>
-        <w:behaviors>
-          <w:behavior w:val="content"/>
-        </w:behaviors>
-        <w:guid w:val="{1FC6806F-2F2B-4999-8434-45559354FC58}"/>
-      </w:docPartPr>
-      <w:docPartBody>
-        <w:p>
-          <w:pPr>
-            <w:pStyle w:val="73AFF68DE0D54A07B42BFA3B21BA660D"/>
-          </w:pPr>
-          <w:r>
-            <w:rPr>
-              <w:rStyle w:val="PlaceholderText"/>
-            </w:rPr>
-            <w:t>Click or tap to enter a date.</w:t>
-          </w:r>
-        </w:p>
-      </w:docPartBody>
-    </w:docPart>
-    <w:docPart>
-      <w:docPartPr>
-        <w:name w:val="59236248E193490089C589B38A57739E"/>
-        <w:category>
-          <w:name w:val="General"/>
-          <w:gallery w:val="placeholder"/>
-        </w:category>
-        <w:types>
-          <w:type w:val="bbPlcHdr"/>
-        </w:types>
-        <w:behaviors>
-          <w:behavior w:val="content"/>
-        </w:behaviors>
-        <w:guid w:val="{F3834D88-6020-40DA-A978-7DF17ACFB889}"/>
-      </w:docPartPr>
-      <w:docPartBody>
-        <w:p>
-          <w:pPr>
-            <w:pStyle w:val="59236248E193490089C589B38A57739E"/>
-          </w:pPr>
-          <w:r>
-            <w:rPr>
-              <w:rStyle w:val="PlaceholderText"/>
-            </w:rPr>
-            <w:t>Click or tap to enter a date.</w:t>
           </w:r>
         </w:p>
       </w:docPartBody>
@@ -2842,7 +2846,7 @@
 </file>
 
 <file path=word/glossary/fontTable.xml><?xml version="1.0" encoding="utf-8"?>
-<w:fonts xmlns:mc="http://schemas.openxmlformats.org/markup-compatibility/2006" xmlns:r="http://schemas.openxmlformats.org/officeDocument/2006/relationships" xmlns:w="http://schemas.openxmlformats.org/wordprocessingml/2006/main" xmlns:w14="http://schemas.microsoft.com/office/word/2010/wordml" xmlns:w15="http://schemas.microsoft.com/office/word/2012/wordml" xmlns:w16cid="http://schemas.microsoft.com/office/word/2016/wordml/cid" xmlns:w16se="http://schemas.microsoft.com/office/word/2015/wordml/symex" mc:Ignorable="w14 w15 w16se w16cid">
+<w:fonts xmlns:mc="http://schemas.openxmlformats.org/markup-compatibility/2006" xmlns:r="http://schemas.openxmlformats.org/officeDocument/2006/relationships" xmlns:w="http://schemas.openxmlformats.org/wordprocessingml/2006/main" xmlns:w14="http://schemas.microsoft.com/office/word/2010/wordml" xmlns:w15="http://schemas.microsoft.com/office/word/2012/wordml" xmlns:w16cex="http://schemas.microsoft.com/office/word/2018/wordml/cex" xmlns:w16cid="http://schemas.microsoft.com/office/word/2016/wordml/cid" xmlns:w16="http://schemas.microsoft.com/office/word/2018/wordml" xmlns:w16du="http://schemas.microsoft.com/office/word/2023/wordml/word16du" xmlns:w16sdtdh="http://schemas.microsoft.com/office/word/2020/wordml/sdtdatahash" xmlns:w16sdtfl="http://schemas.microsoft.com/office/word/2024/wordml/sdtformatlock" xmlns:w16se="http://schemas.microsoft.com/office/word/2015/wordml/symex" mc:Ignorable="w14 w15 w16se w16cid w16 w16cex w16sdtdh w16sdtfl w16du">
   <w:font w:name="Calibri">
     <w:panose1 w:val="020F0502020204030204"/>
     <w:charset w:val="00"/>
@@ -2865,11 +2869,10 @@
     <w:sig w:usb0="E0002EFF" w:usb1="C000785B" w:usb2="00000009" w:usb3="00000000" w:csb0="000001FF" w:csb1="00000000"/>
   </w:font>
   <w:font w:name="TH SarabunPSK">
-    <w:panose1 w:val="020B0500040200020003"/>
-    <w:charset w:val="00"/>
+    <w:charset w:val="DE"/>
     <w:family w:val="swiss"/>
     <w:pitch w:val="variable"/>
-    <w:sig w:usb0="A100006F" w:usb1="5000205A" w:usb2="00000000" w:usb3="00000000" w:csb0="00010183" w:csb1="00000000"/>
+    <w:sig w:usb0="01000003" w:usb1="00000000" w:usb2="00000000" w:usb3="00000000" w:csb0="00010111" w:csb1="00000000"/>
   </w:font>
   <w:font w:name="Calibri Light">
     <w:panose1 w:val="020F0302020204030204"/>
@@ -2885,11 +2888,23 @@
     <w:pitch w:val="variable"/>
     <w:sig w:usb0="81000003" w:usb1="00000000" w:usb2="00000000" w:usb3="00000000" w:csb0="00010001" w:csb1="00000000"/>
   </w:font>
+  <w:font w:name="Aptos">
+    <w:charset w:val="00"/>
+    <w:family w:val="swiss"/>
+    <w:pitch w:val="variable"/>
+    <w:sig w:usb0="20000287" w:usb1="00000003" w:usb2="00000000" w:usb3="00000000" w:csb0="0000019F" w:csb1="00000000"/>
+  </w:font>
+  <w:font w:name="Aptos Display">
+    <w:charset w:val="00"/>
+    <w:family w:val="swiss"/>
+    <w:pitch w:val="variable"/>
+    <w:sig w:usb0="20000287" w:usb1="00000003" w:usb2="00000000" w:usb3="00000000" w:csb0="0000019F" w:csb1="00000000"/>
+  </w:font>
 </w:fonts>
 </file>
 
 <file path=word/glossary/settings.xml><?xml version="1.0" encoding="utf-8"?>
-<w:settings xmlns:mc="http://schemas.openxmlformats.org/markup-compatibility/2006" xmlns:o="urn:schemas-microsoft-com:office:office" xmlns:r="http://schemas.openxmlformats.org/officeDocument/2006/relationships" xmlns:m="http://schemas.openxmlformats.org/officeDocument/2006/math" xmlns:v="urn:schemas-microsoft-com:vml" xmlns:w10="urn:schemas-microsoft-com:office:word" xmlns:w="http://schemas.openxmlformats.org/wordprocessingml/2006/main" xmlns:w14="http://schemas.microsoft.com/office/word/2010/wordml" xmlns:w15="http://schemas.microsoft.com/office/word/2012/wordml" xmlns:w16cid="http://schemas.microsoft.com/office/word/2016/wordml/cid" xmlns:w16se="http://schemas.microsoft.com/office/word/2015/wordml/symex" xmlns:sl="http://schemas.openxmlformats.org/schemaLibrary/2006/main" mc:Ignorable="w14 w15 w16se w16cid">
+<w:settings xmlns:mc="http://schemas.openxmlformats.org/markup-compatibility/2006" xmlns:o="urn:schemas-microsoft-com:office:office" xmlns:r="http://schemas.openxmlformats.org/officeDocument/2006/relationships" xmlns:m="http://schemas.openxmlformats.org/officeDocument/2006/math" xmlns:v="urn:schemas-microsoft-com:vml" xmlns:w10="urn:schemas-microsoft-com:office:word" xmlns:w="http://schemas.openxmlformats.org/wordprocessingml/2006/main" xmlns:w14="http://schemas.microsoft.com/office/word/2010/wordml" xmlns:w15="http://schemas.microsoft.com/office/word/2012/wordml" xmlns:w16cex="http://schemas.microsoft.com/office/word/2018/wordml/cex" xmlns:w16cid="http://schemas.microsoft.com/office/word/2016/wordml/cid" xmlns:w16="http://schemas.microsoft.com/office/word/2018/wordml" xmlns:w16du="http://schemas.microsoft.com/office/word/2023/wordml/word16du" xmlns:w16sdtdh="http://schemas.microsoft.com/office/word/2020/wordml/sdtdatahash" xmlns:w16sdtfl="http://schemas.microsoft.com/office/word/2024/wordml/sdtformatlock" xmlns:w16se="http://schemas.microsoft.com/office/word/2015/wordml/symex" xmlns:sl="http://schemas.openxmlformats.org/schemaLibrary/2006/main" mc:Ignorable="w14 w15 w16se w16cid w16 w16cex w16sdtdh w16sdtfl w16du">
   <w:view w:val="normal"/>
   <w:defaultTabStop w:val="720"/>
   <w:characterSpacingControl w:val="doNotCompress"/>
@@ -2925,9 +2940,11 @@
     <w:rsid w:val="00A51AD5"/>
     <w:rsid w:val="00AB57CA"/>
     <w:rsid w:val="00B110AD"/>
+    <w:rsid w:val="00B60AA6"/>
     <w:rsid w:val="00BF6547"/>
     <w:rsid w:val="00C20C8C"/>
     <w:rsid w:val="00C24EFE"/>
+    <w:rsid w:val="00DE6698"/>
     <w:rsid w:val="00ED70AF"/>
     <w:rsid w:val="00F27D1B"/>
     <w:rsid w:val="00F72F67"/>
@@ -2954,7 +2971,7 @@
 </file>
 
 <file path=word/glossary/styles.xml><?xml version="1.0" encoding="utf-8"?>
-<w:styles xmlns:mc="http://schemas.openxmlformats.org/markup-compatibility/2006" xmlns:r="http://schemas.openxmlformats.org/officeDocument/2006/relationships" xmlns:w="http://schemas.openxmlformats.org/wordprocessingml/2006/main" xmlns:w14="http://schemas.microsoft.com/office/word/2010/wordml" xmlns:w15="http://schemas.microsoft.com/office/word/2012/wordml" xmlns:w16cid="http://schemas.microsoft.com/office/word/2016/wordml/cid" xmlns:w16se="http://schemas.microsoft.com/office/word/2015/wordml/symex" mc:Ignorable="w14 w15 w16se w16cid">
+<w:styles xmlns:mc="http://schemas.openxmlformats.org/markup-compatibility/2006" xmlns:r="http://schemas.openxmlformats.org/officeDocument/2006/relationships" xmlns:w="http://schemas.openxmlformats.org/wordprocessingml/2006/main" xmlns:w14="http://schemas.microsoft.com/office/word/2010/wordml" xmlns:w15="http://schemas.microsoft.com/office/word/2012/wordml" xmlns:w16cex="http://schemas.microsoft.com/office/word/2018/wordml/cex" xmlns:w16cid="http://schemas.microsoft.com/office/word/2016/wordml/cid" xmlns:w16="http://schemas.microsoft.com/office/word/2018/wordml" xmlns:w16du="http://schemas.microsoft.com/office/word/2023/wordml/word16du" xmlns:w16sdtdh="http://schemas.microsoft.com/office/word/2020/wordml/sdtdatahash" xmlns:w16sdtfl="http://schemas.microsoft.com/office/word/2024/wordml/sdtformatlock" xmlns:w16se="http://schemas.microsoft.com/office/word/2015/wordml/symex" mc:Ignorable="w14 w15 w16se w16cid w16 w16cex w16sdtdh w16sdtfl w16du">
   <w:docDefaults>
     <w:rPrDefault>
       <w:rPr>
@@ -2972,7 +2989,7 @@
       </w:pPr>
     </w:pPrDefault>
   </w:docDefaults>
-  <w:latentStyles w:defLockedState="0" w:defUIPriority="99" w:defSemiHidden="0" w:defUnhideWhenUsed="0" w:defQFormat="0" w:count="375">
+  <w:latentStyles w:defLockedState="0" w:defUIPriority="99" w:defSemiHidden="0" w:defUnhideWhenUsed="0" w:defQFormat="0" w:count="376">
     <w:lsdException w:name="Normal" w:uiPriority="0" w:qFormat="1"/>
     <w:lsdException w:name="heading 1" w:uiPriority="9" w:qFormat="1"/>
     <w:lsdException w:name="heading 2" w:semiHidden="1" w:uiPriority="9" w:unhideWhenUsed="1" w:qFormat="1"/>
@@ -3348,6 +3365,7 @@
     <w:lsdException w:name="Smart Hyperlink" w:semiHidden="1" w:unhideWhenUsed="1"/>
     <w:lsdException w:name="Hashtag" w:semiHidden="1" w:unhideWhenUsed="1"/>
     <w:lsdException w:name="Unresolved Mention" w:semiHidden="1" w:unhideWhenUsed="1"/>
+    <w:lsdException w:name="Smart Link" w:semiHidden="1" w:unhideWhenUsed="1"/>
   </w:latentStyles>
   <w:style w:type="paragraph" w:default="1" w:styleId="Normal">
     <w:name w:val="Normal"/>
@@ -3394,10 +3412,6 @@
     <w:name w:val="8A1CA22B5F1A40938AD327C9F0C90EF2"/>
     <w:rsid w:val="00504B02"/>
   </w:style>
-  <w:style w:type="paragraph" w:customStyle="1" w:styleId="087670001FD64336B336FD3BCAFE2534">
-    <w:name w:val="087670001FD64336B336FD3BCAFE2534"/>
-    <w:rsid w:val="00504B02"/>
-  </w:style>
   <w:style w:type="paragraph" w:customStyle="1" w:styleId="6E54BA2BEFB34F0C92D16F2F57735CF8">
     <w:name w:val="6E54BA2BEFB34F0C92D16F2F57735CF8"/>
     <w:rsid w:val="00504B02"/>
@@ -3414,278 +3428,6 @@
     <w:name w:val="59236248E193490089C589B38A57739E"/>
     <w:rsid w:val="00504B02"/>
   </w:style>
-  <w:style w:type="paragraph" w:customStyle="1" w:styleId="AD6741BF60BC480993CD59CE08B0D2B9">
-    <w:name w:val="AD6741BF60BC480993CD59CE08B0D2B9"/>
-    <w:rsid w:val="00504B02"/>
-  </w:style>
-  <w:style w:type="paragraph" w:customStyle="1" w:styleId="830D751D264244C990A53BD2C66C4E2D">
-    <w:name w:val="830D751D264244C990A53BD2C66C4E2D"/>
-    <w:rsid w:val="00504B02"/>
-  </w:style>
-  <w:style w:type="paragraph" w:customStyle="1" w:styleId="F24BBC885E72439087477D2E674610A4">
-    <w:name w:val="F24BBC885E72439087477D2E674610A4"/>
-    <w:rsid w:val="00556875"/>
-    <w:rPr>
-      <w:kern w:val="0"/>
-      <w14:ligatures w14:val="none"/>
-    </w:rPr>
-  </w:style>
-  <w:style w:type="paragraph" w:customStyle="1" w:styleId="5163C6D61D2A476FBA736CBC94A24DDC">
-    <w:name w:val="5163C6D61D2A476FBA736CBC94A24DDC"/>
-    <w:rsid w:val="00556875"/>
-    <w:rPr>
-      <w:kern w:val="0"/>
-      <w14:ligatures w14:val="none"/>
-    </w:rPr>
-  </w:style>
-  <w:style w:type="paragraph" w:customStyle="1" w:styleId="249148EC5AE440B3B4A66A6452618DBD">
-    <w:name w:val="249148EC5AE440B3B4A66A6452618DBD"/>
-    <w:rsid w:val="00556875"/>
-    <w:rPr>
-      <w:kern w:val="0"/>
-      <w14:ligatures w14:val="none"/>
-    </w:rPr>
-  </w:style>
-  <w:style w:type="paragraph" w:customStyle="1" w:styleId="7105EF07029C4E60A6F7A0200D95EE8F">
-    <w:name w:val="7105EF07029C4E60A6F7A0200D95EE8F"/>
-    <w:rsid w:val="00556875"/>
-    <w:rPr>
-      <w:kern w:val="0"/>
-      <w14:ligatures w14:val="none"/>
-    </w:rPr>
-  </w:style>
-  <w:style w:type="paragraph" w:customStyle="1" w:styleId="B84DC5A45F92412095951B9652F925A9">
-    <w:name w:val="B84DC5A45F92412095951B9652F925A9"/>
-    <w:rsid w:val="00556875"/>
-    <w:rPr>
-      <w:kern w:val="0"/>
-      <w14:ligatures w14:val="none"/>
-    </w:rPr>
-  </w:style>
-  <w:style w:type="paragraph" w:customStyle="1" w:styleId="5F9C50268750409084021209F10261A8">
-    <w:name w:val="5F9C50268750409084021209F10261A8"/>
-    <w:rsid w:val="0045041C"/>
-    <w:rPr>
-      <w:kern w:val="0"/>
-      <w14:ligatures w14:val="none"/>
-    </w:rPr>
-  </w:style>
-  <w:style w:type="paragraph" w:customStyle="1" w:styleId="BAD27D9DD57B41DB9A8BA5C4CC4E6A58">
-    <w:name w:val="BAD27D9DD57B41DB9A8BA5C4CC4E6A58"/>
-    <w:rsid w:val="00AB57CA"/>
-    <w:rPr>
-      <w:kern w:val="0"/>
-      <w14:ligatures w14:val="none"/>
-    </w:rPr>
-  </w:style>
-  <w:style w:type="paragraph" w:customStyle="1" w:styleId="BE05854319044020B3116FC6BF10E6CE">
-    <w:name w:val="BE05854319044020B3116FC6BF10E6CE"/>
-    <w:rsid w:val="00AB57CA"/>
-    <w:rPr>
-      <w:kern w:val="0"/>
-      <w14:ligatures w14:val="none"/>
-    </w:rPr>
-  </w:style>
-  <w:style w:type="paragraph" w:customStyle="1" w:styleId="603858A8AAD9409182EA83F2352A93DF">
-    <w:name w:val="603858A8AAD9409182EA83F2352A93DF"/>
-    <w:rsid w:val="00AB57CA"/>
-    <w:rPr>
-      <w:kern w:val="0"/>
-      <w14:ligatures w14:val="none"/>
-    </w:rPr>
-  </w:style>
-  <w:style w:type="paragraph" w:customStyle="1" w:styleId="851D672E1C0B4129B617E967449C8158">
-    <w:name w:val="851D672E1C0B4129B617E967449C8158"/>
-    <w:rsid w:val="00AB57CA"/>
-    <w:rPr>
-      <w:kern w:val="0"/>
-      <w14:ligatures w14:val="none"/>
-    </w:rPr>
-  </w:style>
-  <w:style w:type="paragraph" w:customStyle="1" w:styleId="03C7D41312F54A6CBB7BF8D717850575">
-    <w:name w:val="03C7D41312F54A6CBB7BF8D717850575"/>
-    <w:rsid w:val="00AB57CA"/>
-    <w:rPr>
-      <w:kern w:val="0"/>
-      <w14:ligatures w14:val="none"/>
-    </w:rPr>
-  </w:style>
-  <w:style w:type="paragraph" w:customStyle="1" w:styleId="EED941BE5DBF4C989CF30915459A3D54">
-    <w:name w:val="EED941BE5DBF4C989CF30915459A3D54"/>
-    <w:rsid w:val="00AB57CA"/>
-    <w:rPr>
-      <w:kern w:val="0"/>
-      <w14:ligatures w14:val="none"/>
-    </w:rPr>
-  </w:style>
-  <w:style w:type="paragraph" w:customStyle="1" w:styleId="96EEDCDE513C499296AEDE98E8B96A5B">
-    <w:name w:val="96EEDCDE513C499296AEDE98E8B96A5B"/>
-    <w:rsid w:val="00F72F67"/>
-    <w:rPr>
-      <w:kern w:val="0"/>
-      <w14:ligatures w14:val="none"/>
-    </w:rPr>
-  </w:style>
-  <w:style w:type="paragraph" w:customStyle="1" w:styleId="F048EA369C8E4992A59CC3318C72DF27">
-    <w:name w:val="F048EA369C8E4992A59CC3318C72DF27"/>
-    <w:rsid w:val="00ED70AF"/>
-    <w:rPr>
-      <w:kern w:val="0"/>
-      <w14:ligatures w14:val="none"/>
-    </w:rPr>
-  </w:style>
-  <w:style w:type="paragraph" w:customStyle="1" w:styleId="38C7F16F35BD40A7B83A84ED666086F2">
-    <w:name w:val="38C7F16F35BD40A7B83A84ED666086F2"/>
-    <w:rsid w:val="00ED70AF"/>
-    <w:rPr>
-      <w:kern w:val="0"/>
-      <w14:ligatures w14:val="none"/>
-    </w:rPr>
-  </w:style>
-  <w:style w:type="paragraph" w:customStyle="1" w:styleId="B4E4A3F2E76442279BAEC0B3A43221A9">
-    <w:name w:val="B4E4A3F2E76442279BAEC0B3A43221A9"/>
-    <w:rsid w:val="002707E2"/>
-    <w:rPr>
-      <w:kern w:val="0"/>
-      <w14:ligatures w14:val="none"/>
-    </w:rPr>
-  </w:style>
-  <w:style w:type="paragraph" w:customStyle="1" w:styleId="D29AF18153B14E33BA364EB240DE6DAC">
-    <w:name w:val="D29AF18153B14E33BA364EB240DE6DAC"/>
-    <w:rsid w:val="002707E2"/>
-    <w:rPr>
-      <w:kern w:val="0"/>
-      <w14:ligatures w14:val="none"/>
-    </w:rPr>
-  </w:style>
-  <w:style w:type="paragraph" w:customStyle="1" w:styleId="5E6B5F8B812C4530AD00F26278AB43E9">
-    <w:name w:val="5E6B5F8B812C4530AD00F26278AB43E9"/>
-    <w:rsid w:val="002707E2"/>
-    <w:rPr>
-      <w:kern w:val="0"/>
-      <w14:ligatures w14:val="none"/>
-    </w:rPr>
-  </w:style>
-  <w:style w:type="paragraph" w:customStyle="1" w:styleId="80CCAD3E7F3744B989AAB1E416B2227A">
-    <w:name w:val="80CCAD3E7F3744B989AAB1E416B2227A"/>
-    <w:rsid w:val="002707E2"/>
-    <w:rPr>
-      <w:kern w:val="0"/>
-      <w14:ligatures w14:val="none"/>
-    </w:rPr>
-  </w:style>
-  <w:style w:type="paragraph" w:customStyle="1" w:styleId="2CCC696149A1404D9BB3B305FE0F6000">
-    <w:name w:val="2CCC696149A1404D9BB3B305FE0F6000"/>
-    <w:rsid w:val="002707E2"/>
-    <w:rPr>
-      <w:kern w:val="0"/>
-      <w14:ligatures w14:val="none"/>
-    </w:rPr>
-  </w:style>
-  <w:style w:type="paragraph" w:customStyle="1" w:styleId="8C91C40DDCFD4BABB1B05849ACF42FE2">
-    <w:name w:val="8C91C40DDCFD4BABB1B05849ACF42FE2"/>
-    <w:rsid w:val="002707E2"/>
-    <w:rPr>
-      <w:kern w:val="0"/>
-      <w14:ligatures w14:val="none"/>
-    </w:rPr>
-  </w:style>
-  <w:style w:type="paragraph" w:customStyle="1" w:styleId="5AC66D14B67F42EBB0D33048AD7939D9">
-    <w:name w:val="5AC66D14B67F42EBB0D33048AD7939D9"/>
-    <w:rsid w:val="002707E2"/>
-    <w:rPr>
-      <w:kern w:val="0"/>
-      <w14:ligatures w14:val="none"/>
-    </w:rPr>
-  </w:style>
-  <w:style w:type="paragraph" w:customStyle="1" w:styleId="560E2B2C714746A8A8CB832FA0496242">
-    <w:name w:val="560E2B2C714746A8A8CB832FA0496242"/>
-    <w:rsid w:val="002707E2"/>
-    <w:rPr>
-      <w:kern w:val="0"/>
-      <w14:ligatures w14:val="none"/>
-    </w:rPr>
-  </w:style>
-  <w:style w:type="paragraph" w:customStyle="1" w:styleId="639A4D4C299641CE8B62120443783FC6">
-    <w:name w:val="639A4D4C299641CE8B62120443783FC6"/>
-    <w:rsid w:val="004C77EC"/>
-    <w:rPr>
-      <w:kern w:val="0"/>
-      <w14:ligatures w14:val="none"/>
-    </w:rPr>
-  </w:style>
-  <w:style w:type="paragraph" w:customStyle="1" w:styleId="74090BCE5ECD46F7B4CFB42B4F8127F5">
-    <w:name w:val="74090BCE5ECD46F7B4CFB42B4F8127F5"/>
-    <w:rsid w:val="004C77EC"/>
-    <w:rPr>
-      <w:kern w:val="0"/>
-      <w14:ligatures w14:val="none"/>
-    </w:rPr>
-  </w:style>
-  <w:style w:type="paragraph" w:customStyle="1" w:styleId="D9B00A7716B84D8DA26903B2B5989F80">
-    <w:name w:val="D9B00A7716B84D8DA26903B2B5989F80"/>
-    <w:rsid w:val="004C77EC"/>
-    <w:rPr>
-      <w:kern w:val="0"/>
-      <w14:ligatures w14:val="none"/>
-    </w:rPr>
-  </w:style>
-  <w:style w:type="paragraph" w:customStyle="1" w:styleId="8507AB5A58994612A1A8D8A26C6C81EC">
-    <w:name w:val="8507AB5A58994612A1A8D8A26C6C81EC"/>
-    <w:rsid w:val="004C77EC"/>
-    <w:rPr>
-      <w:kern w:val="0"/>
-      <w14:ligatures w14:val="none"/>
-    </w:rPr>
-  </w:style>
-  <w:style w:type="paragraph" w:customStyle="1" w:styleId="A69C19271B5443CBA6BCE1585303B414">
-    <w:name w:val="A69C19271B5443CBA6BCE1585303B414"/>
-    <w:rsid w:val="004C77EC"/>
-    <w:rPr>
-      <w:kern w:val="0"/>
-      <w14:ligatures w14:val="none"/>
-    </w:rPr>
-  </w:style>
-  <w:style w:type="paragraph" w:customStyle="1" w:styleId="A5D320B001B44D6AB9C74521D726A55D">
-    <w:name w:val="A5D320B001B44D6AB9C74521D726A55D"/>
-    <w:rsid w:val="004C77EC"/>
-    <w:rPr>
-      <w:kern w:val="0"/>
-      <w14:ligatures w14:val="none"/>
-    </w:rPr>
-  </w:style>
-  <w:style w:type="paragraph" w:customStyle="1" w:styleId="139CB597E014462F916E7924CB1CE206">
-    <w:name w:val="139CB597E014462F916E7924CB1CE206"/>
-    <w:rsid w:val="004C77EC"/>
-    <w:rPr>
-      <w:kern w:val="0"/>
-      <w14:ligatures w14:val="none"/>
-    </w:rPr>
-  </w:style>
-  <w:style w:type="paragraph" w:customStyle="1" w:styleId="E8B6FD09E90C4F0E9894A9B83505A8C5">
-    <w:name w:val="E8B6FD09E90C4F0E9894A9B83505A8C5"/>
-    <w:rsid w:val="004C77EC"/>
-    <w:rPr>
-      <w:kern w:val="0"/>
-      <w14:ligatures w14:val="none"/>
-    </w:rPr>
-  </w:style>
-  <w:style w:type="paragraph" w:customStyle="1" w:styleId="DC6C64E9519C4695A067AB897B661EF1">
-    <w:name w:val="DC6C64E9519C4695A067AB897B661EF1"/>
-    <w:rsid w:val="004C77EC"/>
-    <w:rPr>
-      <w:kern w:val="0"/>
-      <w14:ligatures w14:val="none"/>
-    </w:rPr>
-  </w:style>
-  <w:style w:type="paragraph" w:customStyle="1" w:styleId="1AEC99F6FD8B45E6B0CEED2E98C2E98F">
-    <w:name w:val="1AEC99F6FD8B45E6B0CEED2E98C2E98F"/>
-    <w:rsid w:val="004C77EC"/>
-    <w:rPr>
-      <w:kern w:val="0"/>
-      <w14:ligatures w14:val="none"/>
-    </w:rPr>
-  </w:style>
   <w:style w:type="paragraph" w:customStyle="1" w:styleId="D27D6C03E1BE444D99F81770A94578A2">
     <w:name w:val="D27D6C03E1BE444D99F81770A94578A2"/>
     <w:rsid w:val="003C535A"/>
@@ -3698,7 +3440,7 @@
 </file>
 
 <file path=word/glossary/webSettings.xml><?xml version="1.0" encoding="utf-8"?>
-<w:webSettings xmlns:mc="http://schemas.openxmlformats.org/markup-compatibility/2006" xmlns:r="http://schemas.openxmlformats.org/officeDocument/2006/relationships" xmlns:w="http://schemas.openxmlformats.org/wordprocessingml/2006/main" xmlns:w14="http://schemas.microsoft.com/office/word/2010/wordml" xmlns:w15="http://schemas.microsoft.com/office/word/2012/wordml" xmlns:w16cid="http://schemas.microsoft.com/office/word/2016/wordml/cid" xmlns:w16se="http://schemas.microsoft.com/office/word/2015/wordml/symex" mc:Ignorable="w14 w15 w16se w16cid">
+<w:webSettings xmlns:mc="http://schemas.openxmlformats.org/markup-compatibility/2006" xmlns:r="http://schemas.openxmlformats.org/officeDocument/2006/relationships" xmlns:w="http://schemas.openxmlformats.org/wordprocessingml/2006/main" xmlns:w14="http://schemas.microsoft.com/office/word/2010/wordml" xmlns:w15="http://schemas.microsoft.com/office/word/2012/wordml" xmlns:w16cex="http://schemas.microsoft.com/office/word/2018/wordml/cex" xmlns:w16cid="http://schemas.microsoft.com/office/word/2016/wordml/cid" xmlns:w16="http://schemas.microsoft.com/office/word/2018/wordml" xmlns:w16du="http://schemas.microsoft.com/office/word/2023/wordml/word16du" xmlns:w16sdtdh="http://schemas.microsoft.com/office/word/2020/wordml/sdtdatahash" xmlns:w16sdtfl="http://schemas.microsoft.com/office/word/2024/wordml/sdtformatlock" xmlns:w16se="http://schemas.microsoft.com/office/word/2015/wordml/symex" mc:Ignorable="w14 w15 w16se w16cid w16 w16cex w16sdtdh w16sdtfl w16du">
   <w:optimizeForBrowser/>
   <w:allowPNG/>
 </w:webSettings>

--- a/ฟอร์มรายงานผล/Word/ปรสิตวิทยา/รายงานผล Parasite_feces.docx
+++ b/ฟอร์มรายงานผล/Word/ปรสิตวิทยา/รายงานผล Parasite_feces.docx
@@ -44,43 +44,19 @@
             </w:pPr>
             <w:r>
               <w:rPr>
-                <w:rFonts w:ascii="TH SarabunPSK" w:hAnsi="TH SarabunPSK" w:cs="TH SarabunPSK"/>
+                <w:rFonts w:ascii="TH SarabunPSK" w:hAnsi="TH SarabunPSK"/>
                 <w:b/>
                 <w:bCs/>
                 <w:sz w:val="32"/>
-                <w:szCs w:val="32"/>
-                <w:cs/>
-              </w:rPr>
-              <w:t>เลขที่รายงาน</w:t>
-            </w:r>
-            <w:r>
-              <w:rPr>
-                <w:rFonts w:ascii="TH SarabunPSK" w:hAnsi="TH SarabunPSK" w:cs="TH SarabunPSK"/>
-                <w:b/>
-                <w:bCs/>
-                <w:sz w:val="32"/>
-                <w:szCs w:val="32"/>
-              </w:rPr>
-              <w:t>:</w:t>
-            </w:r>
-            <w:r>
-              <w:rPr>
-                <w:rFonts w:ascii="TH SarabunPSK" w:hAnsi="TH SarabunPSK" w:cs="TH SarabunPSK"/>
-                <w:b/>
-                <w:bCs/>
-                <w:sz w:val="32"/>
-                <w:szCs w:val="32"/>
-                <w:cs/>
-              </w:rPr>
-              <w:t xml:space="preserve"> </w:t>
-            </w:r>
-            <w:r>
-              <w:rPr>
-                <w:rFonts w:ascii="TH SarabunPSK" w:hAnsi="TH SarabunPSK" w:cs="TH SarabunPSK"/>
-                <w:sz w:val="32"/>
-                <w:szCs w:val="32"/>
-              </w:rPr>
-              <w:t xml:space="preserve"> </w:t>
+              </w:rPr>
+              <w:t>เลขที่รายงาน:</w:t>
+            </w:r>
+            <w:r>
+              <w:rPr>
+                <w:rFonts w:ascii="TH SarabunPSK" w:hAnsi="TH SarabunPSK"/>
+                <w:sz w:val="32"/>
+              </w:rPr>
+              <w:t xml:space="preserve"> {{เลขที่รายงาน}}</w:t>
             </w:r>
           </w:p>
         </w:tc>
@@ -103,54 +79,19 @@
             </w:pPr>
             <w:r>
               <w:rPr>
-                <w:rFonts w:ascii="TH SarabunPSK" w:hAnsi="TH SarabunPSK" w:cs="TH SarabunPSK"/>
+                <w:rFonts w:ascii="TH SarabunPSK" w:hAnsi="TH SarabunPSK"/>
                 <w:b/>
                 <w:bCs/>
                 <w:sz w:val="32"/>
-                <w:szCs w:val="32"/>
-                <w:cs/>
-              </w:rPr>
-              <w:t>เลขที่ตัวอย่าง</w:t>
-            </w:r>
-            <w:r>
-              <w:rPr>
-                <w:rFonts w:ascii="TH SarabunPSK" w:hAnsi="TH SarabunPSK" w:cs="TH SarabunPSK"/>
-                <w:b/>
-                <w:bCs/>
-                <w:sz w:val="32"/>
-                <w:szCs w:val="32"/>
-              </w:rPr>
-              <w:t>:</w:t>
-            </w:r>
-            <w:r>
-              <w:rPr>
-                <w:rFonts w:ascii="TH SarabunPSK" w:hAnsi="TH SarabunPSK" w:cs="TH SarabunPSK"/>
-                <w:b/>
-                <w:bCs/>
-                <w:sz w:val="32"/>
-                <w:szCs w:val="32"/>
-                <w:cs/>
-              </w:rPr>
-              <w:t xml:space="preserve"> </w:t>
-            </w:r>
-            <w:r>
-              <w:rPr>
-                <w:rFonts w:ascii="TH SarabunPSK" w:hAnsi="TH SarabunPSK" w:cs="TH SarabunPSK"/>
-                <w:sz w:val="32"/>
-                <w:szCs w:val="32"/>
-              </w:rPr>
-              <w:t xml:space="preserve"> </w:t>
-            </w:r>
-            <w:r>
-              <w:rPr>
-                <w:rFonts w:ascii="TH SarabunPSK" w:hAnsi="TH SarabunPSK" w:cs="TH SarabunPSK"/>
-                <w:b/>
-                <w:bCs/>
-                <w:sz w:val="32"/>
-                <w:szCs w:val="32"/>
-                <w:cs/>
-              </w:rPr>
-              <w:t xml:space="preserve">    </w:t>
+              </w:rPr>
+              <w:t>เลขที่ตัวอย่าง:</w:t>
+            </w:r>
+            <w:r>
+              <w:rPr>
+                <w:rFonts w:ascii="TH SarabunPSK" w:hAnsi="TH SarabunPSK"/>
+                <w:sz w:val="32"/>
+              </w:rPr>
+              <w:t xml:space="preserve"> {{เลขที่ตัวอย่าง}}</w:t>
             </w:r>
           </w:p>
         </w:tc>
@@ -278,52 +219,19 @@
             </w:pPr>
             <w:r>
               <w:rPr>
-                <w:rFonts w:ascii="TH SarabunPSK" w:hAnsi="TH SarabunPSK" w:cs="TH SarabunPSK"/>
+                <w:rFonts w:ascii="TH SarabunPSK" w:hAnsi="TH SarabunPSK"/>
                 <w:b/>
                 <w:bCs/>
                 <w:sz w:val="32"/>
-                <w:szCs w:val="32"/>
-                <w:cs/>
-              </w:rPr>
-              <w:t>วันที่รับตัวอย่าง</w:t>
-            </w:r>
-            <w:r>
-              <w:rPr>
-                <w:rFonts w:ascii="TH SarabunPSK" w:hAnsi="TH SarabunPSK" w:cs="TH SarabunPSK"/>
-                <w:b/>
-                <w:bCs/>
-                <w:sz w:val="32"/>
-                <w:szCs w:val="32"/>
-              </w:rPr>
-              <w:t>:</w:t>
-            </w:r>
-            <w:r>
-              <w:rPr>
-                <w:rFonts w:ascii="TH SarabunPSK" w:hAnsi="TH SarabunPSK" w:cs="TH SarabunPSK"/>
-                <w:b/>
-                <w:bCs/>
-                <w:sz w:val="32"/>
-                <w:szCs w:val="32"/>
-                <w:cs/>
-              </w:rPr>
-              <w:t xml:space="preserve"> </w:t>
-            </w:r>
-            <w:r>
-              <w:rPr>
-                <w:rFonts w:ascii="TH SarabunPSK" w:hAnsi="TH SarabunPSK" w:cs="TH SarabunPSK"/>
-                <w:sz w:val="32"/>
-                <w:szCs w:val="32"/>
-              </w:rPr>
-              <w:t xml:space="preserve"> </w:t>
-            </w:r>
-            <w:r>
-              <w:rPr>
-                <w:rFonts w:ascii="TH SarabunPSK" w:hAnsi="TH SarabunPSK" w:cs="TH SarabunPSK"/>
-                <w:sz w:val="32"/>
-                <w:szCs w:val="32"/>
-                <w:cs/>
-              </w:rPr>
-              <w:t xml:space="preserve">   </w:t>
+              </w:rPr>
+              <w:t>วันที่รับตัวอย่าง:</w:t>
+            </w:r>
+            <w:r>
+              <w:rPr>
+                <w:rFonts w:ascii="TH SarabunPSK" w:hAnsi="TH SarabunPSK"/>
+                <w:sz w:val="32"/>
+              </w:rPr>
+              <w:t xml:space="preserve"> {{วันที่รับตัวอย่าง}}</w:t>
             </w:r>
           </w:p>
         </w:tc>
@@ -347,60 +255,19 @@
             </w:pPr>
             <w:r>
               <w:rPr>
-                <w:rFonts w:ascii="TH SarabunPSK" w:hAnsi="TH SarabunPSK" w:cs="TH SarabunPSK"/>
+                <w:rFonts w:ascii="TH SarabunPSK" w:hAnsi="TH SarabunPSK"/>
                 <w:b/>
                 <w:bCs/>
                 <w:sz w:val="32"/>
-                <w:szCs w:val="32"/>
-                <w:cs/>
-              </w:rPr>
-              <w:t>วันที่เริ่มทดสอบ</w:t>
-            </w:r>
-            <w:r>
-              <w:rPr>
-                <w:rFonts w:ascii="TH SarabunPSK" w:hAnsi="TH SarabunPSK" w:cs="TH SarabunPSK"/>
-                <w:b/>
-                <w:bCs/>
-                <w:sz w:val="32"/>
-                <w:szCs w:val="32"/>
-              </w:rPr>
-              <w:t>:</w:t>
-            </w:r>
-            <w:r>
-              <w:rPr>
-                <w:rFonts w:ascii="TH SarabunPSK" w:hAnsi="TH SarabunPSK" w:cs="TH SarabunPSK"/>
-                <w:b/>
-                <w:bCs/>
-                <w:sz w:val="32"/>
-                <w:szCs w:val="32"/>
-                <w:cs/>
-              </w:rPr>
-              <w:t xml:space="preserve"> </w:t>
-            </w:r>
-            <w:r>
-              <w:rPr>
-                <w:rFonts w:ascii="TH SarabunPSK" w:hAnsi="TH SarabunPSK" w:cs="TH SarabunPSK"/>
-                <w:sz w:val="32"/>
-                <w:szCs w:val="32"/>
-              </w:rPr>
-              <w:t xml:space="preserve"> </w:t>
-            </w:r>
-            <w:r>
-              <w:rPr>
-                <w:rFonts w:ascii="TH SarabunPSK" w:hAnsi="TH SarabunPSK" w:cs="TH SarabunPSK"/>
-                <w:sz w:val="32"/>
-                <w:szCs w:val="32"/>
-                <w:cs/>
-              </w:rPr>
-              <w:t xml:space="preserve">    </w:t>
-            </w:r>
-            <w:r>
-              <w:rPr>
-                <w:rFonts w:ascii="TH SarabunPSK" w:hAnsi="TH SarabunPSK" w:cs="TH SarabunPSK"/>
-                <w:sz w:val="32"/>
-                <w:szCs w:val="32"/>
-              </w:rPr>
-              <w:t xml:space="preserve">  </w:t>
+              </w:rPr>
+              <w:t>วันที่เริ่มทดสอบ:</w:t>
+            </w:r>
+            <w:r>
+              <w:rPr>
+                <w:rFonts w:ascii="TH SarabunPSK" w:hAnsi="TH SarabunPSK"/>
+                <w:sz w:val="32"/>
+              </w:rPr>
+              <w:t xml:space="preserve"> {{วันที่เริ่มทดสอบ}}</w:t>
             </w:r>
           </w:p>
         </w:tc>
@@ -423,60 +290,19 @@
             </w:pPr>
             <w:r>
               <w:rPr>
-                <w:rFonts w:ascii="TH SarabunPSK" w:hAnsi="TH SarabunPSK" w:cs="TH SarabunPSK"/>
+                <w:rFonts w:ascii="TH SarabunPSK" w:hAnsi="TH SarabunPSK"/>
                 <w:b/>
                 <w:bCs/>
                 <w:sz w:val="32"/>
-                <w:szCs w:val="32"/>
-                <w:cs/>
-              </w:rPr>
-              <w:t>วันที่ตอบผล</w:t>
-            </w:r>
-            <w:r>
-              <w:rPr>
-                <w:rFonts w:ascii="TH SarabunPSK" w:hAnsi="TH SarabunPSK" w:cs="TH SarabunPSK"/>
-                <w:b/>
-                <w:bCs/>
-                <w:sz w:val="32"/>
-                <w:szCs w:val="32"/>
-              </w:rPr>
-              <w:t>:</w:t>
-            </w:r>
-            <w:r>
-              <w:rPr>
-                <w:rFonts w:ascii="TH SarabunPSK" w:hAnsi="TH SarabunPSK" w:cs="TH SarabunPSK"/>
-                <w:b/>
-                <w:bCs/>
-                <w:sz w:val="32"/>
-                <w:szCs w:val="32"/>
-                <w:cs/>
+              </w:rPr>
+              <w:t>วันที่ตอบผล:</w:t>
+            </w:r>
+            <w:r>
+              <w:rPr>
+                <w:rFonts w:ascii="TH SarabunPSK" w:hAnsi="TH SarabunPSK"/>
+                <w:sz w:val="32"/>
               </w:rPr>
               <w:t xml:space="preserve"> </w:t>
-            </w:r>
-            <w:r>
-              <w:rPr>
-                <w:rFonts w:ascii="TH SarabunPSK" w:hAnsi="TH SarabunPSK" w:cs="TH SarabunPSK"/>
-                <w:sz w:val="32"/>
-                <w:szCs w:val="32"/>
-              </w:rPr>
-              <w:t xml:space="preserve"> </w:t>
-            </w:r>
-            <w:r>
-              <w:rPr>
-                <w:rFonts w:ascii="TH SarabunPSK" w:hAnsi="TH SarabunPSK" w:cs="TH SarabunPSK"/>
-                <w:sz w:val="32"/>
-                <w:szCs w:val="32"/>
-                <w:cs/>
-              </w:rPr>
-              <w:t xml:space="preserve">  </w:t>
-            </w:r>
-            <w:r>
-              <w:rPr>
-                <w:rFonts w:ascii="TH SarabunPSK" w:hAnsi="TH SarabunPSK" w:cs="TH SarabunPSK"/>
-                <w:sz w:val="32"/>
-                <w:szCs w:val="32"/>
-              </w:rPr>
-              <w:t xml:space="preserve">  </w:t>
             </w:r>
           </w:p>
         </w:tc>
@@ -558,7 +384,7 @@
             <w:r>
               <w:rPr>
                 <w:rFonts w:ascii="TH SarabunPSK" w:hAnsi="TH SarabunPSK" w:cs="TH SarabunPSK"/>
-                <w:sz w:val="24"/>
+                <w:sz w:val="32"/>
                 <w:szCs w:val="24"/>
                 <w:u w:val="single"/>
                 <w:cs/>
@@ -568,7 +394,7 @@
             <w:r>
               <w:rPr>
                 <w:rFonts w:ascii="TH SarabunPSK" w:hAnsi="TH SarabunPSK" w:cs="TH SarabunPSK"/>
-                <w:sz w:val="24"/>
+                <w:sz w:val="32"/>
                 <w:szCs w:val="24"/>
                 <w:u w:val="single"/>
               </w:rPr>
@@ -577,7 +403,7 @@
             <w:r>
               <w:rPr>
                 <w:rFonts w:ascii="TH SarabunPSK" w:hAnsi="TH SarabunPSK" w:cs="TH SarabunPSK"/>
-                <w:sz w:val="24"/>
+                <w:sz w:val="32"/>
                 <w:szCs w:val="24"/>
               </w:rPr>
               <w:t xml:space="preserve">: </w:t>
@@ -585,7 +411,7 @@
             <w:r>
               <w:rPr>
                 <w:rFonts w:ascii="TH SarabunPSK" w:hAnsi="TH SarabunPSK" w:cs="TH SarabunPSK"/>
-                <w:sz w:val="24"/>
+                <w:sz w:val="32"/>
                 <w:szCs w:val="24"/>
               </w:rPr>
               <w:t xml:space="preserve">   </w:t>
@@ -602,7 +428,7 @@
             <w:r>
               <w:rPr>
                 <w:rFonts w:ascii="TH SarabunPSK" w:hAnsi="TH SarabunPSK" w:cs="TH SarabunPSK"/>
-                <w:sz w:val="24"/>
+                <w:sz w:val="32"/>
                 <w:szCs w:val="24"/>
               </w:rPr>
               <w:t>0 egg/</w:t>
@@ -610,7 +436,7 @@
             <w:r>
               <w:rPr>
                 <w:rFonts w:ascii="TH SarabunPSK" w:hAnsi="TH SarabunPSK" w:cs="TH SarabunPSK" w:hint="cs"/>
-                <w:sz w:val="24"/>
+                <w:sz w:val="32"/>
                 <w:szCs w:val="24"/>
                 <w:cs/>
               </w:rPr>
@@ -619,7 +445,7 @@
             <w:r>
               <w:rPr>
                 <w:rFonts w:ascii="TH SarabunPSK" w:hAnsi="TH SarabunPSK" w:cs="TH SarabunPSK"/>
-                <w:sz w:val="24"/>
+                <w:sz w:val="32"/>
                 <w:szCs w:val="24"/>
               </w:rPr>
               <w:t xml:space="preserve">  : N</w:t>
@@ -627,7 +453,7 @@
             <w:r>
               <w:rPr>
                 <w:rFonts w:ascii="TH SarabunPSK" w:hAnsi="TH SarabunPSK" w:cs="TH SarabunPSK"/>
-                <w:sz w:val="24"/>
+                <w:sz w:val="32"/>
                 <w:szCs w:val="24"/>
               </w:rPr>
               <w:t>ot found(NF)</w:t>
@@ -635,7 +461,7 @@
             <w:r>
               <w:rPr>
                 <w:rFonts w:ascii="TH SarabunPSK" w:hAnsi="TH SarabunPSK" w:cs="TH SarabunPSK"/>
-                <w:sz w:val="24"/>
+                <w:sz w:val="32"/>
                 <w:szCs w:val="24"/>
               </w:rPr>
               <w:t xml:space="preserve">  </w:t>
@@ -643,7 +469,7 @@
             <w:r>
               <w:rPr>
                 <w:rFonts w:ascii="TH SarabunPSK" w:hAnsi="TH SarabunPSK" w:cs="TH SarabunPSK"/>
-                <w:sz w:val="24"/>
+                <w:sz w:val="32"/>
                 <w:szCs w:val="24"/>
               </w:rPr>
               <w:t xml:space="preserve"> </w:t>
@@ -651,7 +477,7 @@
             <w:r>
               <w:rPr>
                 <w:rFonts w:ascii="TH SarabunPSK" w:hAnsi="TH SarabunPSK" w:cs="TH SarabunPSK"/>
-                <w:sz w:val="24"/>
+                <w:sz w:val="32"/>
                 <w:szCs w:val="24"/>
               </w:rPr>
               <w:t xml:space="preserve"> 1–10 egg/</w:t>
@@ -659,7 +485,7 @@
             <w:r>
               <w:rPr>
                 <w:rFonts w:ascii="TH SarabunPSK" w:hAnsi="TH SarabunPSK" w:cs="TH SarabunPSK" w:hint="cs"/>
-                <w:sz w:val="24"/>
+                <w:sz w:val="32"/>
                 <w:szCs w:val="24"/>
                 <w:cs/>
               </w:rPr>
@@ -668,7 +494,7 @@
             <w:r>
               <w:rPr>
                 <w:rFonts w:ascii="TH SarabunPSK" w:hAnsi="TH SarabunPSK" w:cs="TH SarabunPSK"/>
-                <w:sz w:val="24"/>
+                <w:sz w:val="32"/>
                 <w:szCs w:val="24"/>
               </w:rPr>
               <w:t xml:space="preserve"> : </w:t>
@@ -676,7 +502,7 @@
             <w:r>
               <w:rPr>
                 <w:rFonts w:ascii="TH SarabunPSK" w:hAnsi="TH SarabunPSK" w:cs="TH SarabunPSK"/>
-                <w:sz w:val="24"/>
+                <w:sz w:val="32"/>
                 <w:szCs w:val="24"/>
                 <w:cs/>
               </w:rPr>
@@ -685,7 +511,7 @@
             <w:r>
               <w:rPr>
                 <w:rFonts w:ascii="TH SarabunPSK" w:hAnsi="TH SarabunPSK" w:cs="TH SarabunPSK"/>
-                <w:sz w:val="24"/>
+                <w:sz w:val="32"/>
                 <w:szCs w:val="24"/>
               </w:rPr>
               <w:t xml:space="preserve">     11-30 egg/</w:t>
@@ -693,7 +519,7 @@
             <w:r>
               <w:rPr>
                 <w:rFonts w:ascii="TH SarabunPSK" w:hAnsi="TH SarabunPSK" w:cs="TH SarabunPSK" w:hint="cs"/>
-                <w:sz w:val="24"/>
+                <w:sz w:val="32"/>
                 <w:szCs w:val="24"/>
                 <w:cs/>
               </w:rPr>
@@ -702,7 +528,7 @@
             <w:r>
               <w:rPr>
                 <w:rFonts w:ascii="TH SarabunPSK" w:hAnsi="TH SarabunPSK" w:cs="TH SarabunPSK"/>
-                <w:sz w:val="24"/>
+                <w:sz w:val="32"/>
                 <w:szCs w:val="24"/>
               </w:rPr>
               <w:t xml:space="preserve"> : 1+</w:t>
@@ -710,7 +536,7 @@
             <w:r>
               <w:rPr>
                 <w:rFonts w:ascii="TH SarabunPSK" w:hAnsi="TH SarabunPSK" w:cs="TH SarabunPSK"/>
-                <w:sz w:val="24"/>
+                <w:sz w:val="32"/>
                 <w:szCs w:val="24"/>
               </w:rPr>
               <w:t xml:space="preserve">     </w:t>
@@ -718,7 +544,7 @@
             <w:r>
               <w:rPr>
                 <w:rFonts w:ascii="TH SarabunPSK" w:hAnsi="TH SarabunPSK" w:cs="TH SarabunPSK"/>
-                <w:sz w:val="24"/>
+                <w:sz w:val="32"/>
                 <w:szCs w:val="24"/>
               </w:rPr>
               <w:t>31–50 egg/</w:t>
@@ -726,7 +552,7 @@
             <w:r>
               <w:rPr>
                 <w:rFonts w:ascii="TH SarabunPSK" w:hAnsi="TH SarabunPSK" w:cs="TH SarabunPSK" w:hint="cs"/>
-                <w:sz w:val="24"/>
+                <w:sz w:val="32"/>
                 <w:szCs w:val="24"/>
                 <w:cs/>
               </w:rPr>
@@ -735,7 +561,7 @@
             <w:r>
               <w:rPr>
                 <w:rFonts w:ascii="TH SarabunPSK" w:hAnsi="TH SarabunPSK" w:cs="TH SarabunPSK"/>
-                <w:sz w:val="24"/>
+                <w:sz w:val="32"/>
                 <w:szCs w:val="24"/>
               </w:rPr>
               <w:t xml:space="preserve"> : 2+</w:t>
@@ -743,7 +569,7 @@
             <w:r>
               <w:rPr>
                 <w:rFonts w:ascii="TH SarabunPSK" w:hAnsi="TH SarabunPSK" w:cs="TH SarabunPSK"/>
-                <w:sz w:val="24"/>
+                <w:sz w:val="32"/>
                 <w:szCs w:val="24"/>
               </w:rPr>
               <w:t xml:space="preserve">      </w:t>
@@ -751,7 +577,7 @@
             <w:r>
               <w:rPr>
                 <w:rFonts w:ascii="TH SarabunPSK" w:hAnsi="TH SarabunPSK" w:cs="TH SarabunPSK"/>
-                <w:sz w:val="24"/>
+                <w:sz w:val="32"/>
                 <w:szCs w:val="24"/>
               </w:rPr>
               <w:t xml:space="preserve"> 51–80 egg/</w:t>
@@ -759,7 +585,7 @@
             <w:r>
               <w:rPr>
                 <w:rFonts w:ascii="TH SarabunPSK" w:hAnsi="TH SarabunPSK" w:cs="TH SarabunPSK" w:hint="cs"/>
-                <w:sz w:val="24"/>
+                <w:sz w:val="32"/>
                 <w:szCs w:val="24"/>
                 <w:cs/>
               </w:rPr>
@@ -768,7 +594,7 @@
             <w:r>
               <w:rPr>
                 <w:rFonts w:ascii="TH SarabunPSK" w:hAnsi="TH SarabunPSK" w:cs="TH SarabunPSK"/>
-                <w:sz w:val="24"/>
+                <w:sz w:val="32"/>
                 <w:szCs w:val="24"/>
               </w:rPr>
               <w:t xml:space="preserve"> : 3</w:t>
@@ -776,7 +602,7 @@
             <w:r>
               <w:rPr>
                 <w:rFonts w:ascii="TH SarabunPSK" w:hAnsi="TH SarabunPSK" w:cs="TH SarabunPSK"/>
-                <w:sz w:val="24"/>
+                <w:sz w:val="32"/>
                 <w:szCs w:val="24"/>
               </w:rPr>
               <w:t xml:space="preserve">+     </w:t>
@@ -784,7 +610,7 @@
             <w:r>
               <w:rPr>
                 <w:rFonts w:ascii="TH SarabunPSK" w:hAnsi="TH SarabunPSK" w:cs="TH SarabunPSK"/>
-                <w:sz w:val="24"/>
+                <w:sz w:val="32"/>
                 <w:szCs w:val="24"/>
               </w:rPr>
               <w:t xml:space="preserve"> &gt;80 egg  : 4+</w:t>
@@ -792,7 +618,7 @@
             <w:r>
               <w:rPr>
                 <w:rFonts w:ascii="TH SarabunPSK" w:hAnsi="TH SarabunPSK" w:cs="TH SarabunPSK"/>
-                <w:sz w:val="24"/>
+                <w:sz w:val="32"/>
                 <w:szCs w:val="24"/>
               </w:rPr>
               <w:tab/>
@@ -809,7 +635,7 @@
             <w:r>
               <w:rPr>
                 <w:rFonts w:ascii="TH SarabunPSK" w:hAnsi="TH SarabunPSK" w:cs="TH SarabunPSK"/>
-                <w:sz w:val="24"/>
+                <w:sz w:val="32"/>
                 <w:szCs w:val="24"/>
                 <w:u w:val="single"/>
                 <w:cs/>
@@ -819,7 +645,7 @@
             <w:r>
               <w:rPr>
                 <w:rFonts w:ascii="TH SarabunPSK" w:hAnsi="TH SarabunPSK" w:cs="TH SarabunPSK"/>
-                <w:sz w:val="24"/>
+                <w:sz w:val="32"/>
                 <w:szCs w:val="24"/>
                 <w:u w:val="single"/>
               </w:rPr>
@@ -828,7 +654,7 @@
             <w:r>
               <w:rPr>
                 <w:rFonts w:ascii="TH SarabunPSK" w:hAnsi="TH SarabunPSK" w:cs="TH SarabunPSK"/>
-                <w:sz w:val="24"/>
+                <w:sz w:val="32"/>
                 <w:szCs w:val="24"/>
               </w:rPr>
               <w:t>:</w:t>
@@ -856,7 +682,7 @@
             <w:r>
               <w:rPr>
                 <w:rFonts w:ascii="TH SarabunPSK" w:hAnsi="TH SarabunPSK" w:cs="TH SarabunPSK"/>
-                <w:sz w:val="24"/>
+                <w:sz w:val="32"/>
                 <w:szCs w:val="24"/>
               </w:rPr>
               <w:t>0 egg  : N</w:t>
@@ -864,7 +690,7 @@
             <w:r>
               <w:rPr>
                 <w:rFonts w:ascii="TH SarabunPSK" w:hAnsi="TH SarabunPSK" w:cs="TH SarabunPSK"/>
-                <w:sz w:val="24"/>
+                <w:sz w:val="32"/>
                 <w:szCs w:val="24"/>
               </w:rPr>
               <w:t>ot found(NF)</w:t>
@@ -872,7 +698,7 @@
             <w:r>
               <w:rPr>
                 <w:rFonts w:ascii="TH SarabunPSK" w:hAnsi="TH SarabunPSK" w:cs="TH SarabunPSK"/>
-                <w:sz w:val="24"/>
+                <w:sz w:val="32"/>
                 <w:szCs w:val="24"/>
               </w:rPr>
               <w:t xml:space="preserve">          </w:t>
@@ -880,7 +706,7 @@
             <w:r>
               <w:rPr>
                 <w:rFonts w:ascii="TH SarabunPSK" w:hAnsi="TH SarabunPSK" w:cs="TH SarabunPSK"/>
-                <w:sz w:val="24"/>
+                <w:sz w:val="32"/>
                 <w:szCs w:val="24"/>
               </w:rPr>
               <w:t xml:space="preserve">1–10%  : </w:t>
@@ -888,7 +714,7 @@
             <w:r>
               <w:rPr>
                 <w:rFonts w:ascii="TH SarabunPSK" w:hAnsi="TH SarabunPSK" w:cs="TH SarabunPSK"/>
-                <w:sz w:val="24"/>
+                <w:sz w:val="32"/>
                 <w:szCs w:val="24"/>
                 <w:cs/>
               </w:rPr>
@@ -897,7 +723,7 @@
             <w:r>
               <w:rPr>
                 <w:rFonts w:ascii="TH SarabunPSK" w:hAnsi="TH SarabunPSK" w:cs="TH SarabunPSK" w:hint="cs"/>
-                <w:sz w:val="24"/>
+                <w:sz w:val="32"/>
                 <w:szCs w:val="24"/>
                 <w:cs/>
               </w:rPr>
@@ -906,7 +732,7 @@
             <w:r>
               <w:rPr>
                 <w:rFonts w:ascii="TH SarabunPSK" w:hAnsi="TH SarabunPSK" w:cs="TH SarabunPSK"/>
-                <w:sz w:val="24"/>
+                <w:sz w:val="32"/>
                 <w:szCs w:val="24"/>
               </w:rPr>
               <w:t>11-30%  :</w:t>
@@ -914,7 +740,7 @@
             <w:r>
               <w:rPr>
                 <w:rFonts w:ascii="TH SarabunPSK" w:hAnsi="TH SarabunPSK" w:cs="TH SarabunPSK"/>
-                <w:sz w:val="24"/>
+                <w:sz w:val="32"/>
                 <w:szCs w:val="24"/>
               </w:rPr>
               <w:t xml:space="preserve"> </w:t>
@@ -922,7 +748,7 @@
             <w:r>
               <w:rPr>
                 <w:rFonts w:ascii="TH SarabunPSK" w:hAnsi="TH SarabunPSK" w:cs="TH SarabunPSK"/>
-                <w:sz w:val="24"/>
+                <w:sz w:val="32"/>
                 <w:szCs w:val="24"/>
               </w:rPr>
               <w:t>1+</w:t>
@@ -930,7 +756,7 @@
             <w:r>
               <w:rPr>
                 <w:rFonts w:ascii="TH SarabunPSK" w:hAnsi="TH SarabunPSK" w:cs="TH SarabunPSK"/>
-                <w:sz w:val="24"/>
+                <w:sz w:val="32"/>
                 <w:szCs w:val="24"/>
               </w:rPr>
               <w:t xml:space="preserve">               </w:t>
@@ -938,7 +764,7 @@
             <w:r>
               <w:rPr>
                 <w:rFonts w:ascii="TH SarabunPSK" w:hAnsi="TH SarabunPSK" w:cs="TH SarabunPSK"/>
-                <w:sz w:val="24"/>
+                <w:sz w:val="32"/>
                 <w:szCs w:val="24"/>
               </w:rPr>
               <w:t>31–50%  : 2+</w:t>
@@ -946,7 +772,7 @@
             <w:r>
               <w:rPr>
                 <w:rFonts w:ascii="TH SarabunPSK" w:hAnsi="TH SarabunPSK" w:cs="TH SarabunPSK"/>
-                <w:sz w:val="24"/>
+                <w:sz w:val="32"/>
                 <w:szCs w:val="24"/>
               </w:rPr>
               <w:t xml:space="preserve">                </w:t>
@@ -954,7 +780,7 @@
             <w:r>
               <w:rPr>
                 <w:rFonts w:ascii="TH SarabunPSK" w:hAnsi="TH SarabunPSK" w:cs="TH SarabunPSK"/>
-                <w:sz w:val="24"/>
+                <w:sz w:val="32"/>
                 <w:szCs w:val="24"/>
               </w:rPr>
               <w:t>51–80%  : 3+</w:t>
@@ -962,7 +788,7 @@
             <w:r>
               <w:rPr>
                 <w:rFonts w:ascii="TH SarabunPSK" w:hAnsi="TH SarabunPSK" w:cs="TH SarabunPSK"/>
-                <w:sz w:val="24"/>
+                <w:sz w:val="32"/>
                 <w:szCs w:val="24"/>
               </w:rPr>
               <w:t xml:space="preserve">                 </w:t>
@@ -970,7 +796,7 @@
             <w:r>
               <w:rPr>
                 <w:rFonts w:ascii="TH SarabunPSK" w:hAnsi="TH SarabunPSK" w:cs="TH SarabunPSK"/>
-                <w:sz w:val="24"/>
+                <w:sz w:val="32"/>
                 <w:szCs w:val="24"/>
               </w:rPr>
               <w:t>&gt;80% : 4+</w:t>
@@ -980,7 +806,7 @@
             <w:tblPr>
               <w:tblpPr w:leftFromText="180" w:rightFromText="180" w:vertAnchor="page" w:horzAnchor="margin" w:tblpY="517"/>
               <w:tblOverlap w:val="never"/>
-              <w:tblW w:w="10768" w:type="dxa"/>
+              <w:tblW w:w="11052" w:type="dxa"/>
               <w:tblBorders>
                 <w:top w:val="single" w:sz="4" w:space="0" w:color="auto"/>
                 <w:left w:val="single" w:sz="4" w:space="0" w:color="auto"/>
@@ -995,11 +821,11 @@
             <w:tblGrid>
               <w:gridCol w:w="421"/>
               <w:gridCol w:w="2126"/>
-              <w:gridCol w:w="851"/>
-              <w:gridCol w:w="1275"/>
-              <w:gridCol w:w="2127"/>
+              <w:gridCol w:w="1276"/>
+              <w:gridCol w:w="1842"/>
+              <w:gridCol w:w="1560"/>
+              <w:gridCol w:w="1701"/>
               <w:gridCol w:w="2126"/>
-              <w:gridCol w:w="1842"/>
             </w:tblGrid>
             <w:tr>
               <w:trPr>
@@ -1025,7 +851,7 @@
                   <w:r>
                     <w:rPr>
                       <w:rFonts w:ascii="TH SarabunPSK" w:hAnsi="TH SarabunPSK" w:cs="TH SarabunPSK" w:hint="cs"/>
-                      <w:sz w:val="24"/>
+                      <w:sz w:val="32"/>
                       <w:szCs w:val="24"/>
                       <w:cs/>
                     </w:rPr>
@@ -1034,7 +860,7 @@
                   <w:r>
                     <w:rPr>
                       <w:rFonts w:ascii="TH SarabunPSK" w:hAnsi="TH SarabunPSK" w:cs="TH SarabunPSK"/>
-                      <w:sz w:val="28"/>
+                      <w:sz w:val="32"/>
                     </w:rPr>
                     <w:t>No.</w:t>
                   </w:r>
@@ -1058,7 +884,7 @@
                   <w:r>
                     <w:rPr>
                       <w:rFonts w:ascii="TH SarabunPSK" w:hAnsi="TH SarabunPSK" w:cs="TH SarabunPSK"/>
-                      <w:sz w:val="28"/>
+                      <w:sz w:val="32"/>
                     </w:rPr>
                     <w:t>Animal name</w:t>
                   </w:r>
@@ -1066,7 +892,7 @@
               </w:tc>
               <w:tc>
                 <w:tcPr>
-                  <w:tcW w:w="2126" w:type="dxa"/>
+                  <w:tcW w:w="3118" w:type="dxa"/>
                   <w:gridSpan w:val="2"/>
                 </w:tcPr>
                 <w:p>
@@ -1082,7 +908,7 @@
                     <w:rPr>
                       <w:rFonts w:ascii="TH SarabunPSK" w:hAnsi="TH SarabunPSK" w:cs="TH SarabunPSK"/>
                       <w:color w:val="403838"/>
-                      <w:sz w:val="28"/>
+                      <w:sz w:val="32"/>
                     </w:rPr>
                     <w:t>Feces characteristics</w:t>
                   </w:r>
@@ -1090,7 +916,7 @@
               </w:tc>
               <w:tc>
                 <w:tcPr>
-                  <w:tcW w:w="6095" w:type="dxa"/>
+                  <w:tcW w:w="5387" w:type="dxa"/>
                   <w:gridSpan w:val="3"/>
                 </w:tcPr>
                 <w:p>
@@ -1105,7 +931,7 @@
                   <w:r>
                     <w:rPr>
                       <w:rFonts w:ascii="TH SarabunPSK" w:hAnsi="TH SarabunPSK" w:cs="TH SarabunPSK"/>
-                      <w:sz w:val="28"/>
+                      <w:sz w:val="32"/>
                     </w:rPr>
                     <w:t>Parasite in feces</w:t>
                   </w:r>
@@ -1151,31 +977,7 @@
               </w:tc>
               <w:tc>
                 <w:tcPr>
-                  <w:tcW w:w="851" w:type="dxa"/>
-                </w:tcPr>
-                <w:p>
-                  <w:pPr>
-                    <w:spacing w:before="40" w:after="40"/>
-                    <w:jc w:val="center"/>
-                    <w:rPr>
-                      <w:rFonts w:ascii="TH SarabunPSK" w:hAnsi="TH SarabunPSK" w:cs="TH SarabunPSK"/>
-                      <w:sz w:val="28"/>
-                    </w:rPr>
-                  </w:pPr>
-                  <w:proofErr w:type="spellStart"/>
-                  <w:r>
-                    <w:rPr>
-                      <w:rFonts w:ascii="TH SarabunPSK" w:hAnsi="TH SarabunPSK" w:cs="TH SarabunPSK"/>
-                      <w:sz w:val="28"/>
-                    </w:rPr>
-                    <w:t>colour</w:t>
-                  </w:r>
-                  <w:proofErr w:type="spellEnd"/>
-                </w:p>
-              </w:tc>
-              <w:tc>
-                <w:tcPr>
-                  <w:tcW w:w="1275" w:type="dxa"/>
+                  <w:tcW w:w="1276" w:type="dxa"/>
                 </w:tcPr>
                 <w:p>
                   <w:pPr>
@@ -1189,15 +991,15 @@
                   <w:r>
                     <w:rPr>
                       <w:rFonts w:ascii="TH SarabunPSK" w:hAnsi="TH SarabunPSK" w:cs="TH SarabunPSK"/>
-                      <w:sz w:val="28"/>
+                      <w:sz w:val="32"/>
                     </w:rPr>
-                    <w:t>consistency</w:t>
+                    <w:t>colour</w:t>
                   </w:r>
                 </w:p>
               </w:tc>
               <w:tc>
                 <w:tcPr>
-                  <w:tcW w:w="2127" w:type="dxa"/>
+                  <w:tcW w:w="1842" w:type="dxa"/>
                 </w:tcPr>
                 <w:p>
                   <w:pPr>
@@ -1211,9 +1013,53 @@
                   <w:r>
                     <w:rPr>
                       <w:rFonts w:ascii="TH SarabunPSK" w:hAnsi="TH SarabunPSK" w:cs="TH SarabunPSK"/>
+                      <w:sz w:val="32"/>
+                    </w:rPr>
+                    <w:t>consistency</w:t>
+                  </w:r>
+                </w:p>
+              </w:tc>
+              <w:tc>
+                <w:tcPr>
+                  <w:tcW w:w="1560" w:type="dxa"/>
+                </w:tcPr>
+                <w:p>
+                  <w:pPr>
+                    <w:spacing w:before="40" w:after="40"/>
+                    <w:jc w:val="center"/>
+                    <w:rPr>
+                      <w:rFonts w:ascii="TH SarabunPSK" w:hAnsi="TH SarabunPSK" w:cs="TH SarabunPSK"/>
                       <w:sz w:val="28"/>
                     </w:rPr>
+                  </w:pPr>
+                  <w:r>
+                    <w:rPr>
+                      <w:rFonts w:ascii="TH SarabunPSK" w:hAnsi="TH SarabunPSK" w:cs="TH SarabunPSK"/>
+                      <w:sz w:val="32"/>
+                    </w:rPr>
                     <w:t>Flotation</w:t>
+                  </w:r>
+                </w:p>
+              </w:tc>
+              <w:tc>
+                <w:tcPr>
+                  <w:tcW w:w="1701" w:type="dxa"/>
+                </w:tcPr>
+                <w:p>
+                  <w:pPr>
+                    <w:spacing w:before="40" w:after="40"/>
+                    <w:jc w:val="center"/>
+                    <w:rPr>
+                      <w:rFonts w:ascii="TH SarabunPSK" w:hAnsi="TH SarabunPSK" w:cs="TH SarabunPSK"/>
+                      <w:sz w:val="28"/>
+                    </w:rPr>
+                  </w:pPr>
+                  <w:r>
+                    <w:rPr>
+                      <w:rFonts w:ascii="TH SarabunPSK" w:hAnsi="TH SarabunPSK" w:cs="TH SarabunPSK"/>
+                      <w:sz w:val="32"/>
+                    </w:rPr>
+                    <w:t>Sedimentation</w:t>
                   </w:r>
                 </w:p>
               </w:tc>
@@ -1233,36 +1079,14 @@
                   <w:r>
                     <w:rPr>
                       <w:rFonts w:ascii="TH SarabunPSK" w:hAnsi="TH SarabunPSK" w:cs="TH SarabunPSK"/>
-                      <w:sz w:val="28"/>
-                    </w:rPr>
-                    <w:t>Sedimentation</w:t>
-                  </w:r>
-                </w:p>
-              </w:tc>
-              <w:tc>
-                <w:tcPr>
-                  <w:tcW w:w="1842" w:type="dxa"/>
-                </w:tcPr>
-                <w:p>
-                  <w:pPr>
-                    <w:spacing w:before="40" w:after="40"/>
-                    <w:jc w:val="center"/>
-                    <w:rPr>
-                      <w:rFonts w:ascii="TH SarabunPSK" w:hAnsi="TH SarabunPSK" w:cs="TH SarabunPSK"/>
-                      <w:sz w:val="28"/>
-                    </w:rPr>
-                  </w:pPr>
-                  <w:r>
-                    <w:rPr>
-                      <w:rFonts w:ascii="TH SarabunPSK" w:hAnsi="TH SarabunPSK" w:cs="TH SarabunPSK"/>
-                      <w:sz w:val="28"/>
+                      <w:sz w:val="32"/>
                     </w:rPr>
                     <w:t>Other</w:t>
                   </w:r>
                   <w:r>
                     <w:rPr>
                       <w:rFonts w:ascii="TH SarabunPSK" w:hAnsi="TH SarabunPSK" w:cs="TH SarabunPSK"/>
-                      <w:sz w:val="28"/>
+                      <w:sz w:val="32"/>
                     </w:rPr>
                     <w:t>…….</w:t>
                   </w:r>
@@ -1290,7 +1114,7 @@
                   <w:r>
                     <w:rPr>
                       <w:rFonts w:ascii="TH SarabunPSK" w:hAnsi="TH SarabunPSK" w:cs="TH SarabunPSK"/>
-                      <w:sz w:val="28"/>
+                      <w:sz w:val="32"/>
                     </w:rPr>
                     <w:t>1</w:t>
                   </w:r>
@@ -1308,6 +1132,8 @@
                     <w:jc w:val="center"/>
                     <w:rPr>
                       <w:rFonts w:ascii="TH SarabunPSK" w:hAnsi="TH SarabunPSK" w:cs="TH SarabunPSK"/>
+                      <w:b/>
+                      <w:bCs/>
                       <w:sz w:val="28"/>
                     </w:rPr>
                   </w:pPr>
@@ -1315,7 +1141,7 @@
               </w:tc>
               <w:tc>
                 <w:tcPr>
-                  <w:tcW w:w="851" w:type="dxa"/>
+                  <w:tcW w:w="1276" w:type="dxa"/>
                   <w:vAlign w:val="center"/>
                 </w:tcPr>
                 <w:p>
@@ -1324,56 +1150,39 @@
                     <w:jc w:val="center"/>
                     <w:rPr>
                       <w:rFonts w:ascii="TH SarabunPSK" w:hAnsi="TH SarabunPSK" w:cs="TH SarabunPSK"/>
+                      <w:b/>
+                      <w:bCs/>
                       <w:sz w:val="28"/>
                     </w:rPr>
                   </w:pPr>
-                </w:p>
-              </w:tc>
-              <w:tc>
-                <w:tcPr>
-                  <w:tcW w:w="1275" w:type="dxa"/>
-                  <w:vAlign w:val="center"/>
-                </w:tcPr>
-                <w:p>
-                  <w:pPr>
-                    <w:spacing w:before="60"/>
-                    <w:jc w:val="center"/>
+                  <w:r>
                     <w:rPr>
-                      <w:rFonts w:ascii="TH SarabunPSK" w:hAnsi="TH SarabunPSK" w:cs="TH SarabunPSK"/>
-                      <w:sz w:val="28"/>
+                      <w:rFonts w:ascii="TH SarabunPSK" w:hAnsi="TH SarabunPSK"/>
+                      <w:b/>
+                      <w:bCs/>
+                      <w:sz w:val="32"/>
                     </w:rPr>
-                  </w:pPr>
-                </w:p>
-              </w:tc>
-              <w:tc>
-                <w:tcPr>
-                  <w:tcW w:w="2127" w:type="dxa"/>
-                  <w:vAlign w:val="center"/>
-                </w:tcPr>
-                <w:p>
-                  <w:pPr>
-                    <w:ind w:left="720" w:hanging="720"/>
-                    <w:jc w:val="center"/>
+                    <w:t>{{</w:t>
+                  </w:r>
+                  <w:r>
                     <w:rPr>
-                      <w:rFonts w:ascii="TH SarabunPSK" w:hAnsi="TH SarabunPSK" w:cs="TH SarabunPSK"/>
-                      <w:sz w:val="28"/>
+                      <w:rFonts w:ascii="TH SarabunPSK" w:hAnsi="TH SarabunPSK"/>
+                      <w:b/>
+                      <w:bCs/>
+                      <w:sz w:val="36"/>
+                      <w:szCs w:val="32"/>
                     </w:rPr>
-                  </w:pPr>
-                </w:p>
-              </w:tc>
-              <w:tc>
-                <w:tcPr>
-                  <w:tcW w:w="2126" w:type="dxa"/>
-                  <w:vAlign w:val="center"/>
-                </w:tcPr>
-                <w:p>
-                  <w:pPr>
-                    <w:jc w:val="center"/>
+                    <w:t>Color</w:t>
+                  </w:r>
+                  <w:r>
                     <w:rPr>
-                      <w:rFonts w:ascii="TH SarabunPSK" w:hAnsi="TH SarabunPSK" w:cs="TH SarabunPSK"/>
-                      <w:sz w:val="28"/>
+                      <w:rFonts w:ascii="TH SarabunPSK" w:hAnsi="TH SarabunPSK"/>
+                      <w:b/>
+                      <w:bCs/>
+                      <w:sz w:val="32"/>
                     </w:rPr>
-                  </w:pPr>
+                    <w:t>}}</w:t>
+                  </w:r>
                 </w:p>
               </w:tc>
               <w:tc>
@@ -1387,6 +1196,88 @@
                     <w:jc w:val="center"/>
                     <w:rPr>
                       <w:rFonts w:ascii="TH SarabunPSK" w:hAnsi="TH SarabunPSK" w:cs="TH SarabunPSK"/>
+                      <w:b/>
+                      <w:bCs/>
+                      <w:sz w:val="28"/>
+                    </w:rPr>
+                  </w:pPr>
+                  <w:r>
+                    <w:rPr>
+                      <w:rFonts w:ascii="TH SarabunPSK" w:hAnsi="TH SarabunPSK"/>
+                      <w:b/>
+                      <w:bCs/>
+                      <w:sz w:val="32"/>
+                    </w:rPr>
+                    <w:t>{{</w:t>
+                  </w:r>
+                  <w:r>
+                    <w:rPr>
+                      <w:rFonts w:ascii="TH SarabunPSK" w:hAnsi="TH SarabunPSK"/>
+                      <w:b/>
+                      <w:bCs/>
+                      <w:sz w:val="32"/>
+                    </w:rPr>
+                    <w:t>Consistency</w:t>
+                  </w:r>
+                  <w:r>
+                    <w:rPr>
+                      <w:rFonts w:ascii="TH SarabunPSK" w:hAnsi="TH SarabunPSK"/>
+                      <w:b/>
+                      <w:bCs/>
+                      <w:sz w:val="32"/>
+                    </w:rPr>
+                    <w:t>}}</w:t>
+                  </w:r>
+                </w:p>
+              </w:tc>
+              <w:tc>
+                <w:tcPr>
+                  <w:tcW w:w="1560" w:type="dxa"/>
+                  <w:vAlign w:val="center"/>
+                </w:tcPr>
+                <w:p>
+                  <w:pPr>
+                    <w:ind w:left="720" w:hanging="720"/>
+                    <w:jc w:val="center"/>
+                    <w:rPr>
+                      <w:rFonts w:ascii="TH SarabunPSK" w:hAnsi="TH SarabunPSK" w:cs="TH SarabunPSK"/>
+                      <w:b/>
+                      <w:bCs/>
+                      <w:sz w:val="28"/>
+                    </w:rPr>
+                  </w:pPr>
+                </w:p>
+              </w:tc>
+              <w:tc>
+                <w:tcPr>
+                  <w:tcW w:w="1701" w:type="dxa"/>
+                  <w:vAlign w:val="center"/>
+                </w:tcPr>
+                <w:p>
+                  <w:pPr>
+                    <w:jc w:val="center"/>
+                    <w:rPr>
+                      <w:rFonts w:ascii="TH SarabunPSK" w:hAnsi="TH SarabunPSK" w:cs="TH SarabunPSK"/>
+                      <w:b/>
+                      <w:bCs/>
+                      <w:sz w:val="28"/>
+                    </w:rPr>
+                  </w:pPr>
+                </w:p>
+              </w:tc>
+              <w:tc>
+                <w:tcPr>
+                  <w:tcW w:w="2126" w:type="dxa"/>
+                  <w:vAlign w:val="center"/>
+                </w:tcPr>
+                <w:p>
+                  <w:pPr>
+                    <w:spacing w:before="60"/>
+                    <w:jc w:val="center"/>
+                    <w:rPr>
+                      <w:rFonts w:ascii="TH SarabunPSK" w:hAnsi="TH SarabunPSK" w:cs="TH SarabunPSK"/>
+                      <w:b/>
+                      <w:bCs/>
                       <w:sz w:val="28"/>
                     </w:rPr>
                   </w:pPr>
@@ -1468,6 +1359,7 @@
                 <w:rFonts w:ascii="TH SarabunPSK" w:hAnsi="TH SarabunPSK" w:cs="TH SarabunPSK"/>
                 <w:b/>
                 <w:bCs/>
+                <w:sz w:val="32"/>
                 <w:cs/>
               </w:rPr>
               <w:t>หมายเหตุ :</w:t>
@@ -2777,11 +2669,10 @@
     <w:sig w:usb0="E0002EFF" w:usb1="C000785B" w:usb2="00000009" w:usb3="00000000" w:csb0="000001FF" w:csb1="00000000"/>
   </w:font>
   <w:font w:name="TH SarabunPSK">
-    <w:panose1 w:val="020B0500040200020003"/>
-    <w:charset w:val="00"/>
+    <w:charset w:val="DE"/>
     <w:family w:val="swiss"/>
     <w:pitch w:val="variable"/>
-    <w:sig w:usb0="A100006F" w:usb1="5000205A" w:usb2="00000000" w:usb3="00000000" w:csb0="00010183" w:csb1="00000000"/>
+    <w:sig w:usb0="01000003" w:usb1="00000000" w:usb2="00000000" w:usb3="00000000" w:csb0="00010111" w:csb1="00000000"/>
   </w:font>
   <w:font w:name="Calibri Light">
     <w:panose1 w:val="020F0302020204030204"/>
@@ -2833,6 +2724,7 @@
     <w:rsid w:val="001B14D3"/>
     <w:rsid w:val="002707E2"/>
     <w:rsid w:val="002E321A"/>
+    <w:rsid w:val="003150A3"/>
     <w:rsid w:val="003C535A"/>
     <w:rsid w:val="003F2B77"/>
     <w:rsid w:val="0045041C"/>
@@ -2843,14 +2735,19 @@
     <w:rsid w:val="005F22E6"/>
     <w:rsid w:val="00614D51"/>
     <w:rsid w:val="0063360A"/>
+    <w:rsid w:val="006353FF"/>
     <w:rsid w:val="00664924"/>
+    <w:rsid w:val="0077187E"/>
     <w:rsid w:val="007D6E02"/>
     <w:rsid w:val="00944291"/>
+    <w:rsid w:val="009B73BB"/>
     <w:rsid w:val="009C3775"/>
+    <w:rsid w:val="009D6251"/>
     <w:rsid w:val="00A2103E"/>
     <w:rsid w:val="00A51AD5"/>
     <w:rsid w:val="00AB57CA"/>
     <w:rsid w:val="00B110AD"/>
+    <w:rsid w:val="00B51271"/>
     <w:rsid w:val="00B60AA6"/>
     <w:rsid w:val="00BF6547"/>
     <w:rsid w:val="00C20C8C"/>
